--- a/docs/lectures/Chapter12_Lecture.docx
+++ b/docs/lectures/Chapter12_Lecture.docx
@@ -66,6 +66,80 @@
         <w:pStyle w:val="FirstParagraph"/>
       </w:pPr>
       <w:r>
+        <w:t xml:space="preserve">Think about this:</w:t>
+      </w:r>
+    </w:p>
+    <w:p>
+      <w:pPr>
+        <w:pStyle w:val="BodyText"/>
+      </w:pPr>
+      <m:oMathPara>
+        <m:oMathParaPr>
+          <m:jc m:val="center"/>
+        </m:oMathParaPr>
+        <m:oMath>
+          <m:sSup>
+            <m:e>
+              <m:r>
+                <m:t>1.01</m:t>
+              </m:r>
+            </m:e>
+            <m:sup>
+              <m:r>
+                <m:t>365</m:t>
+              </m:r>
+            </m:sup>
+          </m:sSup>
+          <m:r>
+            <m:rPr>
+              <m:sty m:val="p"/>
+            </m:rPr>
+            <m:t>=</m:t>
+          </m:r>
+          <m:r>
+            <m:t>37.783</m:t>
+          </m:r>
+        </m:oMath>
+      </m:oMathPara>
+    </w:p>
+    <w:p>
+      <w:pPr>
+        <w:pStyle w:val="FirstParagraph"/>
+      </w:pPr>
+      <m:oMathPara>
+        <m:oMathParaPr>
+          <m:jc m:val="center"/>
+        </m:oMathParaPr>
+        <m:oMath>
+          <m:sSup>
+            <m:e>
+              <m:r>
+                <m:t>0.99</m:t>
+              </m:r>
+            </m:e>
+            <m:sup>
+              <m:r>
+                <m:t>365</m:t>
+              </m:r>
+            </m:sup>
+          </m:sSup>
+          <m:r>
+            <m:rPr>
+              <m:sty m:val="p"/>
+            </m:rPr>
+            <m:t>=</m:t>
+          </m:r>
+          <m:r>
+            <m:t>0.0255</m:t>
+          </m:r>
+        </m:oMath>
+      </m:oMathPara>
+    </w:p>
+    <w:p>
+      <w:pPr>
+        <w:pStyle w:val="FirstParagraph"/>
+      </w:pPr>
+      <w:r>
         <w:t xml:space="preserve">Random Quote:</w:t>
       </w:r>
       <w:r>
@@ -76,6 +150,54 @@
           <w:b/>
           <w:bCs/>
         </w:rPr>
+        <w:t xml:space="preserve">“The first principle is that you must not fool yourself and you are the easiest person to fool.”</w:t>
+      </w:r>
+      <w:r>
+        <w:t xml:space="preserve"> </w:t>
+      </w:r>
+      <w:r>
+        <w:t xml:space="preserve">- Richard P. Feynman</w:t>
+      </w:r>
+    </w:p>
+    <w:p>
+      <w:pPr>
+        <w:pStyle w:val="BodyText"/>
+      </w:pPr>
+      <w:r>
+        <w:t xml:space="preserve">Bible Quote:</w:t>
+      </w:r>
+      <w:r>
+        <w:t xml:space="preserve"> </w:t>
+      </w:r>
+      <w:r>
+        <w:t xml:space="preserve">“Suppose one of you wants to build a tower. Won’t you first sit down and estimate the cost to see if you have enough money to complete it?”</w:t>
+      </w:r>
+      <w:r>
+        <w:t xml:space="preserve"> </w:t>
+      </w:r>
+      <w:r>
+        <w:rPr>
+          <w:b/>
+          <w:bCs/>
+        </w:rPr>
+        <w:t xml:space="preserve">- Luke 14:28</w:t>
+      </w:r>
+    </w:p>
+    <w:p>
+      <w:pPr>
+        <w:pStyle w:val="BodyText"/>
+      </w:pPr>
+      <w:r>
+        <w:t xml:space="preserve">Textbook Quote:</w:t>
+      </w:r>
+      <w:r>
+        <w:t xml:space="preserve"> </w:t>
+      </w:r>
+      <w:r>
+        <w:rPr>
+          <w:b/>
+          <w:bCs/>
+        </w:rPr>
         <w:t xml:space="preserve">“Coyote is always waiting. And Coyote is always hungry.”</w:t>
       </w:r>
       <w:r>
@@ -87,24 +209,6 @@
           <w:bCs/>
         </w:rPr>
         <w:t xml:space="preserve">- Navajo folk saying</w:t>
-      </w:r>
-    </w:p>
-    <w:p>
-      <w:pPr>
-        <w:pStyle w:val="BodyText"/>
-      </w:pPr>
-      <w:r>
-        <w:t xml:space="preserve">Textbook Quote:</w:t>
-      </w:r>
-      <w:r>
-        <w:t xml:space="preserve"> </w:t>
-      </w:r>
-      <w:r>
-        <w:rPr>
-          <w:b/>
-          <w:bCs/>
-        </w:rPr>
-        <w:t xml:space="preserve">“Operating exposure, also referred to as competitive exposure or strategic exposure, measures changes in present value of a firm resulting from changes in future operating cash flows caused by unexpected changes in exchange rates.”</w:t>
       </w:r>
     </w:p>
     <w:p>

--- a/docs/lectures/Chapter12_Lecture.docx
+++ b/docs/lectures/Chapter12_Lecture.docx
@@ -23,7 +23,7 @@
         <w:pStyle w:val="Date"/>
       </w:pPr>
       <w:r>
-        <w:t xml:space="preserve">2026-04-05</w:t>
+        <w:t xml:space="preserve">2026-04-07</w:t>
       </w:r>
     </w:p>
     <w:sdt>
@@ -52,7 +52,7 @@
         </w:p>
       </w:sdtContent>
     </w:sdt>
-    <w:bookmarkStart w:id="97" w:name="introduction"/>
+    <w:bookmarkStart w:id="94" w:name="introduction"/>
     <w:p>
       <w:pPr>
         <w:pStyle w:val="Heading1"/>
@@ -4170,7 +4170,7 @@
       </w:r>
     </w:p>
     <w:bookmarkEnd w:id="50"/>
-    <w:bookmarkStart w:id="62" w:name="Xb9eb3f099156647c5b5a0e2526630f08c2b735d"/>
+    <w:bookmarkStart w:id="61" w:name="Xb9eb3f099156647c5b5a0e2526630f08c2b735d"/>
     <w:p>
       <w:pPr>
         <w:pStyle w:val="Heading2"/>
@@ -4635,7 +4635,7 @@
     </w:p>
     <w:bookmarkEnd w:id="56"/>
     <w:bookmarkEnd w:id="57"/>
-    <w:bookmarkStart w:id="61" w:name="diversifying-financing"/>
+    <w:bookmarkStart w:id="60" w:name="diversifying-financing"/>
     <w:p>
       <w:pPr>
         <w:pStyle w:val="Heading3"/>
@@ -4797,72 +4797,6 @@
       </w:r>
       <w:r>
         <w:t xml:space="preserve">strategy.</w:t>
-      </w:r>
-    </w:p>
-    <w:bookmarkEnd w:id="59"/>
-    <w:bookmarkStart w:id="60" w:name="classroom-takeaway"/>
-    <w:p>
-      <w:pPr>
-        <w:pStyle w:val="Heading4"/>
-      </w:pPr>
-      <w:r>
-        <w:t xml:space="preserve">12.3.3.3 Classroom takeaway</w:t>
-      </w:r>
-    </w:p>
-    <w:p>
-      <w:pPr>
-        <w:pStyle w:val="FirstParagraph"/>
-      </w:pPr>
-      <w:r>
-        <w:t xml:space="preserve">A strong answer to the test-bank question on strategic response would note:</w:t>
-      </w:r>
-    </w:p>
-    <w:p>
-      <w:pPr>
-        <w:pStyle w:val="Compact"/>
-        <w:numPr>
-          <w:ilvl w:val="0"/>
-          <w:numId w:val="1028"/>
-        </w:numPr>
-      </w:pPr>
-      <w:r>
-        <w:t xml:space="preserve">diversify operations;</w:t>
-      </w:r>
-    </w:p>
-    <w:p>
-      <w:pPr>
-        <w:pStyle w:val="Compact"/>
-        <w:numPr>
-          <w:ilvl w:val="0"/>
-          <w:numId w:val="1028"/>
-        </w:numPr>
-      </w:pPr>
-      <w:r>
-        <w:t xml:space="preserve">diversify financing;</w:t>
-      </w:r>
-    </w:p>
-    <w:p>
-      <w:pPr>
-        <w:pStyle w:val="Compact"/>
-        <w:numPr>
-          <w:ilvl w:val="0"/>
-          <w:numId w:val="1028"/>
-        </w:numPr>
-      </w:pPr>
-      <w:r>
-        <w:t xml:space="preserve">recognize disequilibrium quickly;</w:t>
-      </w:r>
-    </w:p>
-    <w:p>
-      <w:pPr>
-        <w:pStyle w:val="Compact"/>
-        <w:numPr>
-          <w:ilvl w:val="0"/>
-          <w:numId w:val="1028"/>
-        </w:numPr>
-      </w:pPr>
-      <w:r>
-        <w:t xml:space="preserve">use structural flexibility rather than trying to forecast every shock precisely.</w:t>
       </w:r>
     </w:p>
     <w:p>
@@ -4872,40 +4806,260 @@
         </w:pict>
       </w:r>
     </w:p>
+    <w:bookmarkEnd w:id="59"/>
     <w:bookmarkEnd w:id="60"/>
     <w:bookmarkEnd w:id="61"/>
+    <w:bookmarkStart w:id="87" w:name="X7269ae0f07bac58294a8de98169e7acea282369"/>
+    <w:p>
+      <w:pPr>
+        <w:pStyle w:val="Heading2"/>
+      </w:pPr>
+      <w:r>
+        <w:t xml:space="preserve">12.4 Proactive Management of Operating Exposure</w:t>
+      </w:r>
+    </w:p>
+    <w:p>
+      <w:pPr>
+        <w:pStyle w:val="FirstParagraph"/>
+      </w:pPr>
+      <w:r>
+        <w:t xml:space="preserve">The chapter then turns to more specific tools. These are</w:t>
+      </w:r>
+      <w:r>
+        <w:t xml:space="preserve"> </w:t>
+      </w:r>
+      <w:r>
+        <w:rPr>
+          <w:b/>
+          <w:bCs/>
+        </w:rPr>
+        <w:t xml:space="preserve">proactive</w:t>
+      </w:r>
+      <w:r>
+        <w:t xml:space="preserve"> </w:t>
+      </w:r>
+      <w:r>
+        <w:t xml:space="preserve">because they are deliberate policies put in place to offset or smooth anticipated exposure.</w:t>
+      </w:r>
+    </w:p>
+    <w:p>
+      <w:pPr>
+        <w:pStyle w:val="BodyText"/>
+      </w:pPr>
+      <w:r>
+        <w:t xml:space="preserve">The five major approaches are:</w:t>
+      </w:r>
+    </w:p>
+    <w:p>
+      <w:pPr>
+        <w:pStyle w:val="Compact"/>
+        <w:numPr>
+          <w:ilvl w:val="0"/>
+          <w:numId w:val="1028"/>
+        </w:numPr>
+      </w:pPr>
+      <w:r>
+        <w:t xml:space="preserve">matching currency cash flows;</w:t>
+      </w:r>
+    </w:p>
+    <w:p>
+      <w:pPr>
+        <w:pStyle w:val="Compact"/>
+        <w:numPr>
+          <w:ilvl w:val="0"/>
+          <w:numId w:val="1028"/>
+        </w:numPr>
+      </w:pPr>
+      <w:r>
+        <w:t xml:space="preserve">risk-sharing agreements;</w:t>
+      </w:r>
+    </w:p>
+    <w:p>
+      <w:pPr>
+        <w:pStyle w:val="Compact"/>
+        <w:numPr>
+          <w:ilvl w:val="0"/>
+          <w:numId w:val="1028"/>
+        </w:numPr>
+      </w:pPr>
+      <w:r>
+        <w:t xml:space="preserve">back-to-back or parallel loans;</w:t>
+      </w:r>
+    </w:p>
+    <w:p>
+      <w:pPr>
+        <w:pStyle w:val="Compact"/>
+        <w:numPr>
+          <w:ilvl w:val="0"/>
+          <w:numId w:val="1028"/>
+        </w:numPr>
+      </w:pPr>
+      <w:r>
+        <w:t xml:space="preserve">cross-currency swaps;</w:t>
+      </w:r>
+    </w:p>
+    <w:p>
+      <w:pPr>
+        <w:pStyle w:val="Compact"/>
+        <w:numPr>
+          <w:ilvl w:val="0"/>
+          <w:numId w:val="1028"/>
+        </w:numPr>
+      </w:pPr>
+      <w:r>
+        <w:t xml:space="preserve">contractual approaches such as options or forwards.</w:t>
+      </w:r>
+    </w:p>
+    <w:p>
+      <w:pPr>
+        <w:pStyle w:val="FirstParagraph"/>
+      </w:pPr>
+      <w:r>
+        <w:t xml:space="preserve">These are not perfect substitutes. Each works best under certain conditions.</w:t>
+      </w:r>
+    </w:p>
+    <w:bookmarkStart w:id="66" w:name="matching-currency-cash-flows"/>
+    <w:p>
+      <w:pPr>
+        <w:pStyle w:val="Heading3"/>
+      </w:pPr>
+      <w:r>
+        <w:t xml:space="preserve">12.4.1 Matching Currency Cash Flows</w:t>
+      </w:r>
+    </w:p>
+    <w:p>
+      <w:pPr>
+        <w:pStyle w:val="FirstParagraph"/>
+      </w:pPr>
+      <w:r>
+        <w:rPr>
+          <w:b/>
+          <w:bCs/>
+        </w:rPr>
+        <w:t xml:space="preserve">Matching</w:t>
+      </w:r>
+      <w:r>
+        <w:t xml:space="preserve"> </w:t>
+      </w:r>
+      <w:r>
+        <w:t xml:space="preserve">means creating an offsetting cash outflow in the same currency as an expected long-term cash inflow, or vice versa.</w:t>
+      </w:r>
+    </w:p>
+    <w:p>
+      <w:pPr>
+        <w:pStyle w:val="BodyText"/>
+      </w:pPr>
+      <w:r>
+        <w:t xml:space="preserve">This is one of the most intuitive tools in the chapter.</w:t>
+      </w:r>
+    </w:p>
+    <w:bookmarkStart w:id="62" w:name="basic-logic"/>
+    <w:p>
+      <w:pPr>
+        <w:pStyle w:val="Heading4"/>
+      </w:pPr>
+      <w:r>
+        <w:t xml:space="preserve">12.4.1.1 Basic logic</w:t>
+      </w:r>
+    </w:p>
+    <w:p>
+      <w:pPr>
+        <w:pStyle w:val="FirstParagraph"/>
+      </w:pPr>
+      <w:r>
+        <w:t xml:space="preserve">Suppose a U.S. firm has a continuing stream of CAD receivables from export sales to Canada. Instead of hedging each receivable separately with forwards, the firm could borrow CAD and use the CAD export receipts to service the CAD debt.</w:t>
+      </w:r>
+    </w:p>
+    <w:p>
+      <w:pPr>
+        <w:pStyle w:val="BodyText"/>
+      </w:pPr>
+      <w:r>
+        <w:t xml:space="preserve">That creates:</w:t>
+      </w:r>
+    </w:p>
+    <w:p>
+      <w:pPr>
+        <w:pStyle w:val="Compact"/>
+        <w:numPr>
+          <w:ilvl w:val="0"/>
+          <w:numId w:val="1029"/>
+        </w:numPr>
+      </w:pPr>
+      <w:r>
+        <w:t xml:space="preserve">an operating inflow in CAD,</w:t>
+      </w:r>
+    </w:p>
+    <w:p>
+      <w:pPr>
+        <w:pStyle w:val="Compact"/>
+        <w:numPr>
+          <w:ilvl w:val="0"/>
+          <w:numId w:val="1029"/>
+        </w:numPr>
+      </w:pPr>
+      <w:r>
+        <w:t xml:space="preserve">a financing outflow in CAD.</w:t>
+      </w:r>
+    </w:p>
+    <w:p>
+      <w:pPr>
+        <w:pStyle w:val="FirstParagraph"/>
+      </w:pPr>
+      <w:r>
+        <w:t xml:space="preserve">The two offset one another.</w:t>
+      </w:r>
+    </w:p>
     <w:bookmarkEnd w:id="62"/>
-    <w:bookmarkStart w:id="89" w:name="X7269ae0f07bac58294a8de98169e7acea282369"/>
-    <w:p>
-      <w:pPr>
-        <w:pStyle w:val="Heading2"/>
-      </w:pPr>
-      <w:r>
-        <w:t xml:space="preserve">12.4 Proactive Management of Operating Exposure</w:t>
-      </w:r>
-    </w:p>
-    <w:p>
-      <w:pPr>
-        <w:pStyle w:val="FirstParagraph"/>
-      </w:pPr>
-      <w:r>
-        <w:t xml:space="preserve">The chapter then turns to more specific tools. These are</w:t>
-      </w:r>
-      <w:r>
-        <w:t xml:space="preserve"> </w:t>
-      </w:r>
-      <w:r>
-        <w:rPr>
-          <w:b/>
-          <w:bCs/>
-        </w:rPr>
-        <w:t xml:space="preserve">proactive</w:t>
-      </w:r>
-      <w:r>
-        <w:t xml:space="preserve"> </w:t>
-      </w:r>
-      <w:r>
-        <w:t xml:space="preserve">because they are deliberate policies put in place to offset or smooth anticipated exposure.</w:t>
+    <w:bookmarkStart w:id="63" w:name="why-it-works"/>
+    <w:p>
+      <w:pPr>
+        <w:pStyle w:val="Heading4"/>
+      </w:pPr>
+      <w:r>
+        <w:t xml:space="preserve">12.4.1.2 Why it works</w:t>
+      </w:r>
+    </w:p>
+    <w:p>
+      <w:pPr>
+        <w:pStyle w:val="FirstParagraph"/>
+      </w:pPr>
+      <w:r>
+        <w:t xml:space="preserve">When the exposure is relatively stable and predictable, matching is often more practical than repeatedly entering individual hedge contracts.</w:t>
+      </w:r>
+    </w:p>
+    <w:bookmarkEnd w:id="63"/>
+    <w:bookmarkStart w:id="64" w:name="natural-hedge"/>
+    <w:p>
+      <w:pPr>
+        <w:pStyle w:val="Heading4"/>
+      </w:pPr>
+      <w:r>
+        <w:t xml:space="preserve">12.4.1.3 Natural hedge</w:t>
+      </w:r>
+    </w:p>
+    <w:p>
+      <w:pPr>
+        <w:pStyle w:val="FirstParagraph"/>
+      </w:pPr>
+      <w:r>
+        <w:t xml:space="preserve">A similar idea arises if the firm can create a</w:t>
+      </w:r>
+      <w:r>
+        <w:t xml:space="preserve"> </w:t>
+      </w:r>
+      <w:r>
+        <w:rPr>
+          <w:b/>
+          <w:bCs/>
+        </w:rPr>
+        <w:t xml:space="preserve">natural hedge</w:t>
+      </w:r>
+      <w:r>
+        <w:t xml:space="preserve"> </w:t>
+      </w:r>
+      <w:r>
+        <w:t xml:space="preserve">by matching operating inflows with operating outflows. For example, a U.S. exporter with CAD receipts might source materials from Canada and pay those suppliers in CAD.</w:t>
       </w:r>
     </w:p>
     <w:p>
@@ -4913,102 +5067,105 @@
         <w:pStyle w:val="BodyText"/>
       </w:pPr>
       <w:r>
-        <w:t xml:space="preserve">The five major approaches are:</w:t>
-      </w:r>
-    </w:p>
-    <w:p>
-      <w:pPr>
-        <w:pStyle w:val="Compact"/>
-        <w:numPr>
-          <w:ilvl w:val="0"/>
-          <w:numId w:val="1029"/>
-        </w:numPr>
-      </w:pPr>
-      <w:r>
-        <w:t xml:space="preserve">matching currency cash flows;</w:t>
-      </w:r>
-    </w:p>
-    <w:p>
-      <w:pPr>
-        <w:pStyle w:val="Compact"/>
-        <w:numPr>
-          <w:ilvl w:val="0"/>
-          <w:numId w:val="1029"/>
-        </w:numPr>
-      </w:pPr>
-      <w:r>
-        <w:t xml:space="preserve">risk-sharing agreements;</w:t>
-      </w:r>
-    </w:p>
-    <w:p>
-      <w:pPr>
-        <w:pStyle w:val="Compact"/>
-        <w:numPr>
-          <w:ilvl w:val="0"/>
-          <w:numId w:val="1029"/>
-        </w:numPr>
-      </w:pPr>
-      <w:r>
-        <w:t xml:space="preserve">back-to-back or parallel loans;</w:t>
-      </w:r>
-    </w:p>
-    <w:p>
-      <w:pPr>
-        <w:pStyle w:val="Compact"/>
-        <w:numPr>
-          <w:ilvl w:val="0"/>
-          <w:numId w:val="1029"/>
-        </w:numPr>
-      </w:pPr>
-      <w:r>
-        <w:t xml:space="preserve">cross-currency swaps;</w:t>
-      </w:r>
-    </w:p>
-    <w:p>
-      <w:pPr>
-        <w:pStyle w:val="Compact"/>
-        <w:numPr>
-          <w:ilvl w:val="0"/>
-          <w:numId w:val="1029"/>
-        </w:numPr>
-      </w:pPr>
-      <w:r>
-        <w:t xml:space="preserve">contractual approaches such as options or forwards.</w:t>
-      </w:r>
-    </w:p>
-    <w:p>
-      <w:pPr>
-        <w:pStyle w:val="FirstParagraph"/>
-      </w:pPr>
-      <w:r>
-        <w:t xml:space="preserve">These are not perfect substitutes. Each works best under certain conditions.</w:t>
-      </w:r>
-    </w:p>
-    <w:bookmarkStart w:id="68" w:name="matching-currency-cash-flows"/>
+        <w:t xml:space="preserve">Then the firm has:</w:t>
+      </w:r>
+    </w:p>
+    <w:p>
+      <w:pPr>
+        <w:pStyle w:val="Compact"/>
+        <w:numPr>
+          <w:ilvl w:val="0"/>
+          <w:numId w:val="1030"/>
+        </w:numPr>
+      </w:pPr>
+      <w:r>
+        <w:t xml:space="preserve">CAD receivables,</w:t>
+      </w:r>
+    </w:p>
+    <w:p>
+      <w:pPr>
+        <w:pStyle w:val="Compact"/>
+        <w:numPr>
+          <w:ilvl w:val="0"/>
+          <w:numId w:val="1030"/>
+        </w:numPr>
+      </w:pPr>
+      <w:r>
+        <w:t xml:space="preserve">CAD payables.</w:t>
+      </w:r>
+    </w:p>
+    <w:p>
+      <w:pPr>
+        <w:pStyle w:val="FirstParagraph"/>
+      </w:pPr>
+      <w:r>
+        <w:t xml:space="preserve">If the timing and magnitude are similar, operating exposure is reduced naturally through the business structure.</w:t>
+      </w:r>
+    </w:p>
+    <w:bookmarkEnd w:id="64"/>
+    <w:bookmarkStart w:id="65" w:name="currency-switching"/>
+    <w:p>
+      <w:pPr>
+        <w:pStyle w:val="Heading4"/>
+      </w:pPr>
+      <w:r>
+        <w:t xml:space="preserve">12.4.1.4 Currency switching</w:t>
+      </w:r>
+    </w:p>
+    <w:p>
+      <w:pPr>
+        <w:pStyle w:val="FirstParagraph"/>
+      </w:pPr>
+      <w:r>
+        <w:t xml:space="preserve">A related technique is</w:t>
+      </w:r>
+      <w:r>
+        <w:t xml:space="preserve"> </w:t>
+      </w:r>
+      <w:r>
+        <w:rPr>
+          <w:b/>
+          <w:bCs/>
+        </w:rPr>
+        <w:t xml:space="preserve">currency switching</w:t>
+      </w:r>
+      <w:r>
+        <w:t xml:space="preserve">. A firm may choose to pay a third-country supplier in the currency it is receiving elsewhere. For example, a U.S. firm with steady CAD inflows may pay another foreign supplier in CAD if that supplier is willing to accept it.</w:t>
+      </w:r>
+    </w:p>
+    <w:bookmarkEnd w:id="65"/>
+    <w:bookmarkEnd w:id="66"/>
+    <w:bookmarkStart w:id="72" w:name="risk-sharing-agreements"/>
     <w:p>
       <w:pPr>
         <w:pStyle w:val="Heading3"/>
       </w:pPr>
       <w:r>
-        <w:t xml:space="preserve">12.4.1 Matching Currency Cash Flows</w:t>
-      </w:r>
-    </w:p>
-    <w:p>
-      <w:pPr>
-        <w:pStyle w:val="FirstParagraph"/>
-      </w:pPr>
-      <w:r>
-        <w:rPr>
-          <w:b/>
-          <w:bCs/>
-        </w:rPr>
-        <w:t xml:space="preserve">Matching</w:t>
-      </w:r>
-      <w:r>
-        <w:t xml:space="preserve"> </w:t>
-      </w:r>
-      <w:r>
-        <w:t xml:space="preserve">means creating an offsetting cash outflow in the same currency as an expected long-term cash inflow, or vice versa.</w:t>
+        <w:t xml:space="preserve">12.4.2 Risk-Sharing Agreements</w:t>
+      </w:r>
+    </w:p>
+    <w:p>
+      <w:pPr>
+        <w:pStyle w:val="FirstParagraph"/>
+      </w:pPr>
+      <w:r>
+        <w:t xml:space="preserve">A</w:t>
+      </w:r>
+      <w:r>
+        <w:t xml:space="preserve"> </w:t>
+      </w:r>
+      <w:r>
+        <w:rPr>
+          <w:b/>
+          <w:bCs/>
+        </w:rPr>
+        <w:t xml:space="preserve">risk-sharing agreement</w:t>
+      </w:r>
+      <w:r>
+        <w:t xml:space="preserve"> </w:t>
+      </w:r>
+      <w:r>
+        <w:t xml:space="preserve">is a contractual arrangement between buyer and seller in which they agree to split the effects of exchange rate movements outside a specified range.</w:t>
       </w:r>
     </w:p>
     <w:p>
@@ -5016,24 +5173,104 @@
         <w:pStyle w:val="BodyText"/>
       </w:pPr>
       <w:r>
-        <w:t xml:space="preserve">This is one of the most intuitive tools in the chapter.</w:t>
-      </w:r>
-    </w:p>
-    <w:bookmarkStart w:id="63" w:name="basic-logic"/>
+        <w:t xml:space="preserve">This is especially useful when the relationship is long term and both sides value stability.</w:t>
+      </w:r>
+    </w:p>
+    <w:bookmarkStart w:id="67" w:name="why-firms-use-it"/>
     <w:p>
       <w:pPr>
         <w:pStyle w:val="Heading4"/>
       </w:pPr>
       <w:r>
-        <w:t xml:space="preserve">12.4.1.1 Basic logic</w:t>
-      </w:r>
-    </w:p>
-    <w:p>
-      <w:pPr>
-        <w:pStyle w:val="FirstParagraph"/>
-      </w:pPr>
-      <w:r>
-        <w:t xml:space="preserve">Suppose a U.S. firm has a continuing stream of CAD receivables from export sales to Canada. Instead of hedging each receivable separately with forwards, the firm could borrow CAD and use the CAD export receipts to service the CAD debt.</w:t>
+        <w:t xml:space="preserve">12.4.2.1 Why firms use it</w:t>
+      </w:r>
+    </w:p>
+    <w:p>
+      <w:pPr>
+        <w:pStyle w:val="FirstParagraph"/>
+      </w:pPr>
+      <w:r>
+        <w:t xml:space="preserve">A continuing buyer-supplier relationship can be damaged if one party bears all of the currency shock. Risk-sharing reduces the likelihood that exchange rate volatility destroys a commercially valuable relationship.</w:t>
+      </w:r>
+    </w:p>
+    <w:bookmarkEnd w:id="67"/>
+    <w:bookmarkStart w:id="68" w:name="general-structure"/>
+    <w:p>
+      <w:pPr>
+        <w:pStyle w:val="Heading4"/>
+      </w:pPr>
+      <w:r>
+        <w:t xml:space="preserve">12.4.2.2 General structure</w:t>
+      </w:r>
+    </w:p>
+    <w:p>
+      <w:pPr>
+        <w:pStyle w:val="FirstParagraph"/>
+      </w:pPr>
+      <w:r>
+        <w:t xml:space="preserve">The parties choose:</w:t>
+      </w:r>
+    </w:p>
+    <w:p>
+      <w:pPr>
+        <w:pStyle w:val="Compact"/>
+        <w:numPr>
+          <w:ilvl w:val="0"/>
+          <w:numId w:val="1031"/>
+        </w:numPr>
+      </w:pPr>
+      <w:r>
+        <w:t xml:space="preserve">a central or base exchange rate,</w:t>
+      </w:r>
+    </w:p>
+    <w:p>
+      <w:pPr>
+        <w:pStyle w:val="Compact"/>
+        <w:numPr>
+          <w:ilvl w:val="0"/>
+          <w:numId w:val="1031"/>
+        </w:numPr>
+      </w:pPr>
+      <w:r>
+        <w:t xml:space="preserve">an acceptable band or range,</w:t>
+      </w:r>
+    </w:p>
+    <w:p>
+      <w:pPr>
+        <w:pStyle w:val="Compact"/>
+        <w:numPr>
+          <w:ilvl w:val="0"/>
+          <w:numId w:val="1031"/>
+        </w:numPr>
+      </w:pPr>
+      <w:r>
+        <w:t xml:space="preserve">a rule for splitting deviations outside the band.</w:t>
+      </w:r>
+    </w:p>
+    <w:p>
+      <w:pPr>
+        <w:pStyle w:val="FirstParagraph"/>
+      </w:pPr>
+      <w:r>
+        <w:t xml:space="preserve">Inside the band, the normal pricing rule applies. Outside the band, gains or losses are shared.</w:t>
+      </w:r>
+    </w:p>
+    <w:bookmarkEnd w:id="68"/>
+    <w:bookmarkStart w:id="69" w:name="ford-mazda-style-illustration"/>
+    <w:p>
+      <w:pPr>
+        <w:pStyle w:val="Heading4"/>
+      </w:pPr>
+      <w:r>
+        <w:t xml:space="preserve">12.4.2.3 Ford-Mazda style illustration</w:t>
+      </w:r>
+    </w:p>
+    <w:p>
+      <w:pPr>
+        <w:pStyle w:val="FirstParagraph"/>
+      </w:pPr>
+      <w:r>
+        <w:t xml:space="preserve">The chapter presents a structure in which payments are made in JPY, but if the exchange rate moves outside the agreed range, the excess movement is shared equally.</w:t>
       </w:r>
     </w:p>
     <w:p>
@@ -5041,91 +5278,214 @@
         <w:pStyle w:val="BodyText"/>
       </w:pPr>
       <w:r>
-        <w:t xml:space="preserve">That creates:</w:t>
-      </w:r>
-    </w:p>
-    <w:p>
-      <w:pPr>
-        <w:pStyle w:val="Compact"/>
-        <w:numPr>
-          <w:ilvl w:val="0"/>
-          <w:numId w:val="1030"/>
-        </w:numPr>
-      </w:pPr>
-      <w:r>
-        <w:t xml:space="preserve">an operating inflow in CAD,</w:t>
-      </w:r>
-    </w:p>
-    <w:p>
-      <w:pPr>
-        <w:pStyle w:val="Compact"/>
-        <w:numPr>
-          <w:ilvl w:val="0"/>
-          <w:numId w:val="1030"/>
-        </w:numPr>
-      </w:pPr>
-      <w:r>
-        <w:t xml:space="preserve">a financing outflow in CAD.</w:t>
-      </w:r>
-    </w:p>
-    <w:p>
-      <w:pPr>
-        <w:pStyle w:val="FirstParagraph"/>
-      </w:pPr>
-      <w:r>
-        <w:t xml:space="preserve">The two offset one another.</w:t>
-      </w:r>
-    </w:p>
-    <w:bookmarkEnd w:id="63"/>
-    <w:bookmarkStart w:id="64" w:name="why-it-works"/>
+        <w:t xml:space="preserve">The formula is conceptually simple:</w:t>
+      </w:r>
+    </w:p>
+    <w:p>
+      <w:pPr>
+        <w:pStyle w:val="Compact"/>
+        <w:numPr>
+          <w:ilvl w:val="0"/>
+          <w:numId w:val="1032"/>
+        </w:numPr>
+      </w:pPr>
+      <w:r>
+        <w:t xml:space="preserve">determine whether the spot rate is outside the contractual band;</w:t>
+      </w:r>
+    </w:p>
+    <w:p>
+      <w:pPr>
+        <w:pStyle w:val="Compact"/>
+        <w:numPr>
+          <w:ilvl w:val="0"/>
+          <w:numId w:val="1032"/>
+        </w:numPr>
+      </w:pPr>
+      <w:r>
+        <w:t xml:space="preserve">measure the amount outside the band;</w:t>
+      </w:r>
+    </w:p>
+    <w:p>
+      <w:pPr>
+        <w:pStyle w:val="Compact"/>
+        <w:numPr>
+          <w:ilvl w:val="0"/>
+          <w:numId w:val="1032"/>
+        </w:numPr>
+      </w:pPr>
+      <w:r>
+        <w:t xml:space="preserve">split that amount according to the agreed rule;</w:t>
+      </w:r>
+    </w:p>
+    <w:p>
+      <w:pPr>
+        <w:pStyle w:val="Compact"/>
+        <w:numPr>
+          <w:ilvl w:val="0"/>
+          <w:numId w:val="1032"/>
+        </w:numPr>
+      </w:pPr>
+      <w:r>
+        <w:t xml:space="preserve">use the adjusted rate to settle the invoice.</w:t>
+      </w:r>
+    </w:p>
+    <w:bookmarkEnd w:id="69"/>
+    <w:bookmarkStart w:id="70" w:name="why-this-is-attractive"/>
     <w:p>
       <w:pPr>
         <w:pStyle w:val="Heading4"/>
       </w:pPr>
       <w:r>
-        <w:t xml:space="preserve">12.4.1.2 Why it works</w:t>
-      </w:r>
-    </w:p>
-    <w:p>
-      <w:pPr>
-        <w:pStyle w:val="FirstParagraph"/>
-      </w:pPr>
-      <w:r>
-        <w:t xml:space="preserve">When the exposure is relatively stable and predictable, matching is often more practical than repeatedly entering individual hedge contracts.</w:t>
-      </w:r>
-    </w:p>
-    <w:bookmarkEnd w:id="64"/>
-    <w:bookmarkStart w:id="65" w:name="natural-hedge"/>
+        <w:t xml:space="preserve">12.4.2.4 Why this is attractive</w:t>
+      </w:r>
+    </w:p>
+    <w:p>
+      <w:pPr>
+        <w:pStyle w:val="FirstParagraph"/>
+      </w:pPr>
+      <w:r>
+        <w:t xml:space="preserve">Risk-sharing:</w:t>
+      </w:r>
+    </w:p>
+    <w:p>
+      <w:pPr>
+        <w:pStyle w:val="Compact"/>
+        <w:numPr>
+          <w:ilvl w:val="0"/>
+          <w:numId w:val="1033"/>
+        </w:numPr>
+      </w:pPr>
+      <w:r>
+        <w:t xml:space="preserve">smooths large currency shocks,</w:t>
+      </w:r>
+    </w:p>
+    <w:p>
+      <w:pPr>
+        <w:pStyle w:val="Compact"/>
+        <w:numPr>
+          <w:ilvl w:val="0"/>
+          <w:numId w:val="1033"/>
+        </w:numPr>
+      </w:pPr>
+      <w:r>
+        <w:t xml:space="preserve">preserves supplier relationships,</w:t>
+      </w:r>
+    </w:p>
+    <w:p>
+      <w:pPr>
+        <w:pStyle w:val="Compact"/>
+        <w:numPr>
+          <w:ilvl w:val="0"/>
+          <w:numId w:val="1033"/>
+        </w:numPr>
+      </w:pPr>
+      <w:r>
+        <w:t xml:space="preserve">reduces the incentive for one side to walk away,</w:t>
+      </w:r>
+    </w:p>
+    <w:p>
+      <w:pPr>
+        <w:pStyle w:val="Compact"/>
+        <w:numPr>
+          <w:ilvl w:val="0"/>
+          <w:numId w:val="1033"/>
+        </w:numPr>
+      </w:pPr>
+      <w:r>
+        <w:t xml:space="preserve">spreads pain and gain more symmetrically.</w:t>
+      </w:r>
+    </w:p>
+    <w:p>
+      <w:pPr>
+        <w:pStyle w:val="FirstParagraph"/>
+      </w:pPr>
+      <w:r>
+        <w:t xml:space="preserve">The Harley-Davidson example shows how this can be implemented using neutral, sharing, and renegotiation zones.</w:t>
+      </w:r>
+    </w:p>
+    <w:bookmarkEnd w:id="70"/>
+    <w:bookmarkStart w:id="71" w:name="important-point"/>
     <w:p>
       <w:pPr>
         <w:pStyle w:val="Heading4"/>
       </w:pPr>
       <w:r>
-        <w:t xml:space="preserve">12.4.1.3 Natural hedge</w:t>
-      </w:r>
-    </w:p>
-    <w:p>
-      <w:pPr>
-        <w:pStyle w:val="FirstParagraph"/>
-      </w:pPr>
-      <w:r>
-        <w:t xml:space="preserve">A similar idea arises if the firm can create a</w:t>
-      </w:r>
-      <w:r>
-        <w:t xml:space="preserve"> </w:t>
-      </w:r>
-      <w:r>
-        <w:rPr>
-          <w:b/>
-          <w:bCs/>
-        </w:rPr>
-        <w:t xml:space="preserve">natural hedge</w:t>
-      </w:r>
-      <w:r>
-        <w:t xml:space="preserve"> </w:t>
-      </w:r>
-      <w:r>
-        <w:t xml:space="preserve">by matching operating inflows with operating outflows. For example, a U.S. exporter with CAD receipts might source materials from Canada and pay those suppliers in CAD.</w:t>
+        <w:t xml:space="preserve">12.4.2.5 Important point</w:t>
+      </w:r>
+    </w:p>
+    <w:p>
+      <w:pPr>
+        <w:pStyle w:val="FirstParagraph"/>
+      </w:pPr>
+      <w:r>
+        <w:t xml:space="preserve">Risk-sharing does</w:t>
+      </w:r>
+      <w:r>
+        <w:t xml:space="preserve"> </w:t>
+      </w:r>
+      <w:r>
+        <w:rPr>
+          <w:b/>
+          <w:bCs/>
+        </w:rPr>
+        <w:t xml:space="preserve">not</w:t>
+      </w:r>
+      <w:r>
+        <w:t xml:space="preserve"> </w:t>
+      </w:r>
+      <w:r>
+        <w:t xml:space="preserve">eliminate risk. It reallocates and smooths it.</w:t>
+      </w:r>
+    </w:p>
+    <w:bookmarkEnd w:id="71"/>
+    <w:bookmarkEnd w:id="72"/>
+    <w:bookmarkStart w:id="77" w:name="back-to-back-or-parallel-loans"/>
+    <w:p>
+      <w:pPr>
+        <w:pStyle w:val="Heading3"/>
+      </w:pPr>
+      <w:r>
+        <w:t xml:space="preserve">12.4.3 Back-to-Back or Parallel Loans</w:t>
+      </w:r>
+    </w:p>
+    <w:p>
+      <w:pPr>
+        <w:pStyle w:val="FirstParagraph"/>
+      </w:pPr>
+      <w:r>
+        <w:t xml:space="preserve">A</w:t>
+      </w:r>
+      <w:r>
+        <w:t xml:space="preserve"> </w:t>
+      </w:r>
+      <w:r>
+        <w:rPr>
+          <w:b/>
+          <w:bCs/>
+        </w:rPr>
+        <w:t xml:space="preserve">back-to-back loan</w:t>
+      </w:r>
+      <w:r>
+        <w:t xml:space="preserve"> </w:t>
+      </w:r>
+      <w:r>
+        <w:t xml:space="preserve">or</w:t>
+      </w:r>
+      <w:r>
+        <w:t xml:space="preserve"> </w:t>
+      </w:r>
+      <w:r>
+        <w:rPr>
+          <w:b/>
+          <w:bCs/>
+        </w:rPr>
+        <w:t xml:space="preserve">parallel loan</w:t>
+      </w:r>
+      <w:r>
+        <w:t xml:space="preserve"> </w:t>
+      </w:r>
+      <w:r>
+        <w:t xml:space="preserve">occurs when firms in different countries lend each other’s currencies to each other’s subsidiaries for a specified period.</w:t>
       </w:r>
     </w:p>
     <w:p>
@@ -5133,99 +5493,221 @@
         <w:pStyle w:val="BodyText"/>
       </w:pPr>
       <w:r>
-        <w:t xml:space="preserve">Then the firm has:</w:t>
-      </w:r>
-    </w:p>
-    <w:p>
-      <w:pPr>
-        <w:pStyle w:val="Compact"/>
-        <w:numPr>
-          <w:ilvl w:val="0"/>
-          <w:numId w:val="1031"/>
-        </w:numPr>
-      </w:pPr>
-      <w:r>
-        <w:t xml:space="preserve">CAD receivables,</w:t>
-      </w:r>
-    </w:p>
-    <w:p>
-      <w:pPr>
-        <w:pStyle w:val="Compact"/>
-        <w:numPr>
-          <w:ilvl w:val="0"/>
-          <w:numId w:val="1031"/>
-        </w:numPr>
-      </w:pPr>
-      <w:r>
-        <w:t xml:space="preserve">CAD payables.</w:t>
-      </w:r>
-    </w:p>
-    <w:p>
-      <w:pPr>
-        <w:pStyle w:val="FirstParagraph"/>
-      </w:pPr>
-      <w:r>
-        <w:t xml:space="preserve">If the timing and magnitude are similar, operating exposure is reduced naturally through the business structure.</w:t>
-      </w:r>
-    </w:p>
-    <w:bookmarkEnd w:id="65"/>
-    <w:bookmarkStart w:id="66" w:name="currency-switching"/>
+        <w:t xml:space="preserve">This is an older but still conceptually important technique.</w:t>
+      </w:r>
+    </w:p>
+    <w:bookmarkStart w:id="73" w:name="basic-structure"/>
     <w:p>
       <w:pPr>
         <w:pStyle w:val="Heading4"/>
       </w:pPr>
       <w:r>
-        <w:t xml:space="preserve">12.4.1.4 Currency switching</w:t>
-      </w:r>
-    </w:p>
-    <w:p>
-      <w:pPr>
-        <w:pStyle w:val="FirstParagraph"/>
-      </w:pPr>
-      <w:r>
-        <w:t xml:space="preserve">A related technique is</w:t>
-      </w:r>
-      <w:r>
-        <w:t xml:space="preserve"> </w:t>
-      </w:r>
-      <w:r>
-        <w:rPr>
-          <w:b/>
-          <w:bCs/>
-        </w:rPr>
-        <w:t xml:space="preserve">currency switching</w:t>
-      </w:r>
-      <w:r>
-        <w:t xml:space="preserve">. A firm may choose to pay a third-country supplier in the currency it is receiving elsewhere. For example, a U.S. firm with steady CAD inflows may pay another foreign supplier in CAD if that supplier is willing to accept it.</w:t>
-      </w:r>
-    </w:p>
-    <w:bookmarkEnd w:id="66"/>
-    <w:bookmarkStart w:id="67" w:name="simple-classroom-interpretation"/>
+        <w:t xml:space="preserve">12.4.3.1 Basic structure</w:t>
+      </w:r>
+    </w:p>
+    <w:p>
+      <w:pPr>
+        <w:pStyle w:val="FirstParagraph"/>
+      </w:pPr>
+      <w:r>
+        <w:t xml:space="preserve">Imagine:</w:t>
+      </w:r>
+    </w:p>
+    <w:p>
+      <w:pPr>
+        <w:pStyle w:val="Compact"/>
+        <w:numPr>
+          <w:ilvl w:val="0"/>
+          <w:numId w:val="1034"/>
+        </w:numPr>
+      </w:pPr>
+      <w:r>
+        <w:t xml:space="preserve">a British parent wants to finance its Dutch subsidiary,</w:t>
+      </w:r>
+    </w:p>
+    <w:p>
+      <w:pPr>
+        <w:pStyle w:val="Compact"/>
+        <w:numPr>
+          <w:ilvl w:val="0"/>
+          <w:numId w:val="1034"/>
+        </w:numPr>
+      </w:pPr>
+      <w:r>
+        <w:t xml:space="preserve">a Dutch parent wants to finance its British subsidiary.</w:t>
+      </w:r>
+    </w:p>
+    <w:p>
+      <w:pPr>
+        <w:pStyle w:val="FirstParagraph"/>
+      </w:pPr>
+      <w:r>
+        <w:t xml:space="preserve">Instead of using the foreign exchange market directly:</w:t>
+      </w:r>
+    </w:p>
+    <w:p>
+      <w:pPr>
+        <w:pStyle w:val="Compact"/>
+        <w:numPr>
+          <w:ilvl w:val="0"/>
+          <w:numId w:val="1035"/>
+        </w:numPr>
+      </w:pPr>
+      <w:r>
+        <w:t xml:space="preserve">the British parent lends GBP to the Dutch firm’s British subsidiary,</w:t>
+      </w:r>
+    </w:p>
+    <w:p>
+      <w:pPr>
+        <w:pStyle w:val="Compact"/>
+        <w:numPr>
+          <w:ilvl w:val="0"/>
+          <w:numId w:val="1035"/>
+        </w:numPr>
+      </w:pPr>
+      <w:r>
+        <w:t xml:space="preserve">the Dutch parent lends EUR to the British firm’s Dutch subsidiary.</w:t>
+      </w:r>
+    </w:p>
+    <w:p>
+      <w:pPr>
+        <w:pStyle w:val="FirstParagraph"/>
+      </w:pPr>
+      <w:r>
+        <w:t xml:space="preserve">At maturity, the loans are repaid.</w:t>
+      </w:r>
+    </w:p>
+    <w:bookmarkEnd w:id="73"/>
+    <w:bookmarkStart w:id="74" w:name="why-it-hedges"/>
     <w:p>
       <w:pPr>
         <w:pStyle w:val="Heading4"/>
       </w:pPr>
       <w:r>
-        <w:t xml:space="preserve">12.4.1.5 Simple classroom interpretation</w:t>
-      </w:r>
-    </w:p>
-    <w:p>
-      <w:pPr>
-        <w:pStyle w:val="FirstParagraph"/>
-      </w:pPr>
-      <w:r>
-        <w:t xml:space="preserve">A predictable long-run inflow in a foreign currency is best offset by creating a predictable outflow in that same currency.</w:t>
-      </w:r>
-    </w:p>
-    <w:bookmarkEnd w:id="67"/>
-    <w:bookmarkEnd w:id="68"/>
-    <w:bookmarkStart w:id="74" w:name="risk-sharing-agreements"/>
+        <w:t xml:space="preserve">12.4.3.2 Why it hedges</w:t>
+      </w:r>
+    </w:p>
+    <w:p>
+      <w:pPr>
+        <w:pStyle w:val="FirstParagraph"/>
+      </w:pPr>
+      <w:r>
+        <w:t xml:space="preserve">Each firm effectively borrows the currency it needs while repaying in the same currency it borrowed. That reduces direct exchange risk.</w:t>
+      </w:r>
+    </w:p>
+    <w:bookmarkEnd w:id="74"/>
+    <w:bookmarkStart w:id="75" w:name="advantages"/>
+    <w:p>
+      <w:pPr>
+        <w:pStyle w:val="Heading4"/>
+      </w:pPr>
+      <w:r>
+        <w:t xml:space="preserve">12.4.3.3 Advantages</w:t>
+      </w:r>
+    </w:p>
+    <w:p>
+      <w:pPr>
+        <w:pStyle w:val="Compact"/>
+        <w:numPr>
+          <w:ilvl w:val="0"/>
+          <w:numId w:val="1036"/>
+        </w:numPr>
+      </w:pPr>
+      <w:r>
+        <w:t xml:space="preserve">can avoid direct exposure in the foreign exchange market;</w:t>
+      </w:r>
+    </w:p>
+    <w:p>
+      <w:pPr>
+        <w:pStyle w:val="Compact"/>
+        <w:numPr>
+          <w:ilvl w:val="0"/>
+          <w:numId w:val="1036"/>
+        </w:numPr>
+      </w:pPr>
+      <w:r>
+        <w:t xml:space="preserve">may help when capital transfer rules are restrictive;</w:t>
+      </w:r>
+    </w:p>
+    <w:p>
+      <w:pPr>
+        <w:pStyle w:val="Compact"/>
+        <w:numPr>
+          <w:ilvl w:val="0"/>
+          <w:numId w:val="1036"/>
+        </w:numPr>
+      </w:pPr>
+      <w:r>
+        <w:t xml:space="preserve">offsets exposure structurally.</w:t>
+      </w:r>
+    </w:p>
+    <w:bookmarkEnd w:id="75"/>
+    <w:bookmarkStart w:id="76" w:name="major-impediments"/>
+    <w:p>
+      <w:pPr>
+        <w:pStyle w:val="Heading4"/>
+      </w:pPr>
+      <w:r>
+        <w:t xml:space="preserve">12.4.3.4 Major impediments</w:t>
+      </w:r>
+    </w:p>
+    <w:p>
+      <w:pPr>
+        <w:pStyle w:val="FirstParagraph"/>
+      </w:pPr>
+      <w:r>
+        <w:t xml:space="preserve">The chapter highlights two main problems:</w:t>
+      </w:r>
+    </w:p>
+    <w:p>
+      <w:pPr>
+        <w:pStyle w:val="Compact"/>
+        <w:numPr>
+          <w:ilvl w:val="0"/>
+          <w:numId w:val="1037"/>
+        </w:numPr>
+      </w:pPr>
+      <w:r>
+        <w:t xml:space="preserve">finding the right counterparty;</w:t>
+      </w:r>
+    </w:p>
+    <w:p>
+      <w:pPr>
+        <w:pStyle w:val="Compact"/>
+        <w:numPr>
+          <w:ilvl w:val="0"/>
+          <w:numId w:val="1037"/>
+        </w:numPr>
+      </w:pPr>
+      <w:r>
+        <w:t xml:space="preserve">counterparty default risk.</w:t>
+      </w:r>
+    </w:p>
+    <w:p>
+      <w:pPr>
+        <w:pStyle w:val="FirstParagraph"/>
+      </w:pPr>
+      <w:r>
+        <w:t xml:space="preserve">Even though each side effectively holds collateral in another currency, finding a matching partner with the right amount, maturity, and timing is difficult.</w:t>
+      </w:r>
+    </w:p>
+    <w:p>
+      <w:pPr>
+        <w:pStyle w:val="BodyText"/>
+      </w:pPr>
+      <w:r>
+        <w:t xml:space="preserve">So parallel loans are elegant in theory, but often cumbersome in practice.</w:t>
+      </w:r>
+    </w:p>
+    <w:bookmarkEnd w:id="76"/>
+    <w:bookmarkEnd w:id="77"/>
+    <w:bookmarkStart w:id="81" w:name="cross-currency-swaps"/>
     <w:p>
       <w:pPr>
         <w:pStyle w:val="Heading3"/>
       </w:pPr>
       <w:r>
-        <w:t xml:space="preserve">12.4.2 Risk-Sharing Agreements</w:t>
+        <w:t xml:space="preserve">12.4.4 Cross-Currency Swaps</w:t>
       </w:r>
     </w:p>
     <w:p>
@@ -5243,13 +5725,13 @@
           <w:b/>
           <w:bCs/>
         </w:rPr>
-        <w:t xml:space="preserve">risk-sharing agreement</w:t>
-      </w:r>
-      <w:r>
-        <w:t xml:space="preserve"> </w:t>
-      </w:r>
-      <w:r>
-        <w:t xml:space="preserve">is a contractual arrangement between buyer and seller in which they agree to split the effects of exchange rate movements outside a specified range.</w:t>
+        <w:t xml:space="preserve">cross-currency swap</w:t>
+      </w:r>
+      <w:r>
+        <w:t xml:space="preserve"> </w:t>
+      </w:r>
+      <w:r>
+        <w:t xml:space="preserve">resembles a back-to-back loan, but it is typically arranged through a swap dealer or bank and is treated as an off-balance-sheet transaction rather than as conventional debt.</w:t>
       </w:r>
     </w:p>
     <w:p>
@@ -5257,104 +5739,235 @@
         <w:pStyle w:val="BodyText"/>
       </w:pPr>
       <w:r>
-        <w:t xml:space="preserve">This is especially useful when the relationship is long term and both sides value stability.</w:t>
-      </w:r>
-    </w:p>
-    <w:bookmarkStart w:id="69" w:name="why-firms-use-it"/>
+        <w:t xml:space="preserve">This is one of the most important practical tools in modern international finance.</w:t>
+      </w:r>
+    </w:p>
+    <w:bookmarkStart w:id="78" w:name="basic-idea"/>
     <w:p>
       <w:pPr>
         <w:pStyle w:val="Heading4"/>
       </w:pPr>
       <w:r>
-        <w:t xml:space="preserve">12.4.2.1 Why firms use it</w:t>
-      </w:r>
-    </w:p>
-    <w:p>
-      <w:pPr>
-        <w:pStyle w:val="FirstParagraph"/>
-      </w:pPr>
-      <w:r>
-        <w:t xml:space="preserve">A continuing buyer-supplier relationship can be damaged if one party bears all of the currency shock. Risk-sharing reduces the likelihood that exchange rate volatility destroys a commercially valuable relationship.</w:t>
-      </w:r>
-    </w:p>
-    <w:bookmarkEnd w:id="69"/>
-    <w:bookmarkStart w:id="70" w:name="general-structure"/>
+        <w:t xml:space="preserve">12.4.4.1 Basic idea</w:t>
+      </w:r>
+    </w:p>
+    <w:p>
+      <w:pPr>
+        <w:pStyle w:val="FirstParagraph"/>
+      </w:pPr>
+      <w:r>
+        <w:t xml:space="preserve">Two firms with opposite currency needs agree, through a dealer, to exchange streams of cash flows in different currencies.</w:t>
+      </w:r>
+    </w:p>
+    <w:p>
+      <w:pPr>
+        <w:pStyle w:val="BodyText"/>
+      </w:pPr>
+      <w:r>
+        <w:t xml:space="preserve">For example:</w:t>
+      </w:r>
+    </w:p>
+    <w:p>
+      <w:pPr>
+        <w:pStyle w:val="Compact"/>
+        <w:numPr>
+          <w:ilvl w:val="0"/>
+          <w:numId w:val="1038"/>
+        </w:numPr>
+      </w:pPr>
+      <w:r>
+        <w:t xml:space="preserve">a Japanese firm earning USD from U.S. sales may want USD debt service instead of JPY debt service,</w:t>
+      </w:r>
+    </w:p>
+    <w:p>
+      <w:pPr>
+        <w:pStyle w:val="Compact"/>
+        <w:numPr>
+          <w:ilvl w:val="0"/>
+          <w:numId w:val="1038"/>
+        </w:numPr>
+      </w:pPr>
+      <w:r>
+        <w:t xml:space="preserve">a U.S. firm earning JPY from Japanese sales may want JPY debt service instead of USD debt service.</w:t>
+      </w:r>
+    </w:p>
+    <w:p>
+      <w:pPr>
+        <w:pStyle w:val="FirstParagraph"/>
+      </w:pPr>
+      <w:r>
+        <w:t xml:space="preserve">A swap dealer intermediates so that:</w:t>
+      </w:r>
+    </w:p>
+    <w:p>
+      <w:pPr>
+        <w:pStyle w:val="Compact"/>
+        <w:numPr>
+          <w:ilvl w:val="0"/>
+          <w:numId w:val="1039"/>
+        </w:numPr>
+      </w:pPr>
+      <w:r>
+        <w:t xml:space="preserve">the Japanese firm pays USD and receives JPY,</w:t>
+      </w:r>
+    </w:p>
+    <w:p>
+      <w:pPr>
+        <w:pStyle w:val="Compact"/>
+        <w:numPr>
+          <w:ilvl w:val="0"/>
+          <w:numId w:val="1039"/>
+        </w:numPr>
+      </w:pPr>
+      <w:r>
+        <w:t xml:space="preserve">the U.S. firm pays JPY and receives USD.</w:t>
+      </w:r>
+    </w:p>
+    <w:p>
+      <w:pPr>
+        <w:pStyle w:val="FirstParagraph"/>
+      </w:pPr>
+      <w:r>
+        <w:t xml:space="preserve">Each firm can then use the foreign-currency operating inflow to service what is effectively debt in that same currency.</w:t>
+      </w:r>
+    </w:p>
+    <w:bookmarkEnd w:id="78"/>
+    <w:bookmarkStart w:id="79" w:name="why-firms-prefer-swaps-to-parallel-loans"/>
     <w:p>
       <w:pPr>
         <w:pStyle w:val="Heading4"/>
       </w:pPr>
       <w:r>
-        <w:t xml:space="preserve">12.4.2.2 General structure</w:t>
-      </w:r>
-    </w:p>
-    <w:p>
-      <w:pPr>
-        <w:pStyle w:val="FirstParagraph"/>
-      </w:pPr>
-      <w:r>
-        <w:t xml:space="preserve">The parties choose:</w:t>
-      </w:r>
-    </w:p>
-    <w:p>
-      <w:pPr>
-        <w:pStyle w:val="Compact"/>
-        <w:numPr>
-          <w:ilvl w:val="0"/>
-          <w:numId w:val="1032"/>
-        </w:numPr>
-      </w:pPr>
-      <w:r>
-        <w:t xml:space="preserve">a central or base exchange rate,</w:t>
-      </w:r>
-    </w:p>
-    <w:p>
-      <w:pPr>
-        <w:pStyle w:val="Compact"/>
-        <w:numPr>
-          <w:ilvl w:val="0"/>
-          <w:numId w:val="1032"/>
-        </w:numPr>
-      </w:pPr>
-      <w:r>
-        <w:t xml:space="preserve">an acceptable band or range,</w:t>
-      </w:r>
-    </w:p>
-    <w:p>
-      <w:pPr>
-        <w:pStyle w:val="Compact"/>
-        <w:numPr>
-          <w:ilvl w:val="0"/>
-          <w:numId w:val="1032"/>
-        </w:numPr>
-      </w:pPr>
-      <w:r>
-        <w:t xml:space="preserve">a rule for splitting deviations outside the band.</w:t>
-      </w:r>
-    </w:p>
-    <w:p>
-      <w:pPr>
-        <w:pStyle w:val="FirstParagraph"/>
-      </w:pPr>
-      <w:r>
-        <w:t xml:space="preserve">Inside the band, the normal pricing rule applies. Outside the band, gains or losses are shared.</w:t>
-      </w:r>
-    </w:p>
-    <w:bookmarkEnd w:id="70"/>
-    <w:bookmarkStart w:id="71" w:name="ford-mazda-style-illustration"/>
+        <w:t xml:space="preserve">12.4.4.2 Why firms prefer swaps to parallel loans</w:t>
+      </w:r>
+    </w:p>
+    <w:p>
+      <w:pPr>
+        <w:pStyle w:val="FirstParagraph"/>
+      </w:pPr>
+      <w:r>
+        <w:t xml:space="preserve">Swaps are often easier because:</w:t>
+      </w:r>
+    </w:p>
+    <w:p>
+      <w:pPr>
+        <w:pStyle w:val="Compact"/>
+        <w:numPr>
+          <w:ilvl w:val="0"/>
+          <w:numId w:val="1040"/>
+        </w:numPr>
+      </w:pPr>
+      <w:r>
+        <w:t xml:space="preserve">dealers can find counterparties more efficiently;</w:t>
+      </w:r>
+    </w:p>
+    <w:p>
+      <w:pPr>
+        <w:pStyle w:val="Compact"/>
+        <w:numPr>
+          <w:ilvl w:val="0"/>
+          <w:numId w:val="1040"/>
+        </w:numPr>
+      </w:pPr>
+      <w:r>
+        <w:t xml:space="preserve">the original counterparties often remain anonymous;</w:t>
+      </w:r>
+    </w:p>
+    <w:p>
+      <w:pPr>
+        <w:pStyle w:val="Compact"/>
+        <w:numPr>
+          <w:ilvl w:val="0"/>
+          <w:numId w:val="1040"/>
+        </w:numPr>
+      </w:pPr>
+      <w:r>
+        <w:t xml:space="preserve">the terms can be customized more readily;</w:t>
+      </w:r>
+    </w:p>
+    <w:p>
+      <w:pPr>
+        <w:pStyle w:val="Compact"/>
+        <w:numPr>
+          <w:ilvl w:val="0"/>
+          <w:numId w:val="1040"/>
+        </w:numPr>
+      </w:pPr>
+      <w:r>
+        <w:t xml:space="preserve">the transaction avoids some of the practical friction of direct paired loans.</w:t>
+      </w:r>
+    </w:p>
+    <w:bookmarkEnd w:id="79"/>
+    <w:bookmarkStart w:id="80" w:name="accounting-advantage"/>
     <w:p>
       <w:pPr>
         <w:pStyle w:val="Heading4"/>
       </w:pPr>
       <w:r>
-        <w:t xml:space="preserve">12.4.2.3 Ford-Mazda style illustration</w:t>
-      </w:r>
-    </w:p>
-    <w:p>
-      <w:pPr>
-        <w:pStyle w:val="FirstParagraph"/>
-      </w:pPr>
-      <w:r>
-        <w:t xml:space="preserve">The chapter presents a structure in which payments are made in JPY, but if the exchange rate moves outside the agreed range, the excess movement is shared equally.</w:t>
+        <w:t xml:space="preserve">12.4.4.3 Accounting advantage</w:t>
+      </w:r>
+    </w:p>
+    <w:p>
+      <w:pPr>
+        <w:pStyle w:val="FirstParagraph"/>
+      </w:pPr>
+      <w:r>
+        <w:t xml:space="preserve">The chapter notes an important accounting feature:</w:t>
+      </w:r>
+    </w:p>
+    <w:p>
+      <w:pPr>
+        <w:pStyle w:val="Compact"/>
+        <w:numPr>
+          <w:ilvl w:val="0"/>
+          <w:numId w:val="1041"/>
+        </w:numPr>
+      </w:pPr>
+      <w:r>
+        <w:t xml:space="preserve">the swap is generally treated as a foreign exchange transaction rather than conventional debt,</w:t>
+      </w:r>
+    </w:p>
+    <w:p>
+      <w:pPr>
+        <w:pStyle w:val="Compact"/>
+        <w:numPr>
+          <w:ilvl w:val="0"/>
+          <w:numId w:val="1041"/>
+        </w:numPr>
+      </w:pPr>
+      <w:r>
+        <w:t xml:space="preserve">the obligation to reverse the swap is treated like a forward contract,</w:t>
+      </w:r>
+    </w:p>
+    <w:p>
+      <w:pPr>
+        <w:pStyle w:val="Compact"/>
+        <w:numPr>
+          <w:ilvl w:val="0"/>
+          <w:numId w:val="1041"/>
+        </w:numPr>
+      </w:pPr>
+      <w:r>
+        <w:t xml:space="preserve">it therefore does not appear as long-term debt in the same way as a back-to-back loan.</w:t>
+      </w:r>
+    </w:p>
+    <w:bookmarkEnd w:id="80"/>
+    <w:bookmarkEnd w:id="81"/>
+    <w:bookmarkStart w:id="86" w:name="Xb7537e0b913ce1d4f23c0d583139b3382b41e8e"/>
+    <w:p>
+      <w:pPr>
+        <w:pStyle w:val="Heading3"/>
+      </w:pPr>
+      <w:r>
+        <w:t xml:space="preserve">12.4.5 Contractual Approaches: Hedging the Unhedgeable</w:t>
+      </w:r>
+    </w:p>
+    <w:p>
+      <w:pPr>
+        <w:pStyle w:val="FirstParagraph"/>
+      </w:pPr>
+      <w:r>
+        <w:t xml:space="preserve">The final section addresses an important debate: can firms hedge long-run operating exposure with contractual derivatives such as forwards and options?</w:t>
       </w:r>
     </w:p>
     <w:p>
@@ -5362,742 +5975,92 @@
         <w:pStyle w:val="BodyText"/>
       </w:pPr>
       <w:r>
-        <w:t xml:space="preserve">The formula is conceptually simple:</w:t>
-      </w:r>
-    </w:p>
-    <w:p>
-      <w:pPr>
-        <w:pStyle w:val="Compact"/>
-        <w:numPr>
-          <w:ilvl w:val="0"/>
-          <w:numId w:val="1033"/>
-        </w:numPr>
-      </w:pPr>
-      <w:r>
-        <w:t xml:space="preserve">determine whether the spot rate is outside the contractual band;</w:t>
-      </w:r>
-    </w:p>
-    <w:p>
-      <w:pPr>
-        <w:pStyle w:val="Compact"/>
-        <w:numPr>
-          <w:ilvl w:val="0"/>
-          <w:numId w:val="1033"/>
-        </w:numPr>
-      </w:pPr>
-      <w:r>
-        <w:t xml:space="preserve">measure the amount outside the band;</w:t>
-      </w:r>
-    </w:p>
-    <w:p>
-      <w:pPr>
-        <w:pStyle w:val="Compact"/>
-        <w:numPr>
-          <w:ilvl w:val="0"/>
-          <w:numId w:val="1033"/>
-        </w:numPr>
-      </w:pPr>
-      <w:r>
-        <w:t xml:space="preserve">split that amount according to the agreed rule;</w:t>
-      </w:r>
-    </w:p>
-    <w:p>
-      <w:pPr>
-        <w:pStyle w:val="Compact"/>
-        <w:numPr>
-          <w:ilvl w:val="0"/>
-          <w:numId w:val="1033"/>
-        </w:numPr>
-      </w:pPr>
-      <w:r>
-        <w:t xml:space="preserve">use the adjusted rate to settle the invoice.</w:t>
-      </w:r>
-    </w:p>
-    <w:bookmarkEnd w:id="71"/>
-    <w:bookmarkStart w:id="72" w:name="why-this-is-attractive"/>
+        <w:t xml:space="preserve">Traditional theory is skeptical because operating exposure is broad, long run, and dependent on competitor response. Yet some firms do attempt it.</w:t>
+      </w:r>
+    </w:p>
+    <w:bookmarkStart w:id="82" w:name="why-this-is-controversial"/>
     <w:p>
       <w:pPr>
         <w:pStyle w:val="Heading4"/>
       </w:pPr>
       <w:r>
-        <w:t xml:space="preserve">12.4.2.4 Why this is attractive</w:t>
-      </w:r>
-    </w:p>
-    <w:p>
-      <w:pPr>
-        <w:pStyle w:val="FirstParagraph"/>
-      </w:pPr>
-      <w:r>
-        <w:t xml:space="preserve">Risk-sharing:</w:t>
-      </w:r>
-    </w:p>
-    <w:p>
-      <w:pPr>
-        <w:pStyle w:val="Compact"/>
-        <w:numPr>
-          <w:ilvl w:val="0"/>
-          <w:numId w:val="1034"/>
-        </w:numPr>
-      </w:pPr>
-      <w:r>
-        <w:t xml:space="preserve">smooths large currency shocks,</w:t>
-      </w:r>
-    </w:p>
-    <w:p>
-      <w:pPr>
-        <w:pStyle w:val="Compact"/>
-        <w:numPr>
-          <w:ilvl w:val="0"/>
-          <w:numId w:val="1034"/>
-        </w:numPr>
-      </w:pPr>
-      <w:r>
-        <w:t xml:space="preserve">preserves supplier relationships,</w:t>
-      </w:r>
-    </w:p>
-    <w:p>
-      <w:pPr>
-        <w:pStyle w:val="Compact"/>
-        <w:numPr>
-          <w:ilvl w:val="0"/>
-          <w:numId w:val="1034"/>
-        </w:numPr>
-      </w:pPr>
-      <w:r>
-        <w:t xml:space="preserve">reduces the incentive for one side to walk away,</w:t>
-      </w:r>
-    </w:p>
-    <w:p>
-      <w:pPr>
-        <w:pStyle w:val="Compact"/>
-        <w:numPr>
-          <w:ilvl w:val="0"/>
-          <w:numId w:val="1034"/>
-        </w:numPr>
-      </w:pPr>
-      <w:r>
-        <w:t xml:space="preserve">spreads pain and gain more symmetrically.</w:t>
-      </w:r>
-    </w:p>
-    <w:p>
-      <w:pPr>
-        <w:pStyle w:val="FirstParagraph"/>
-      </w:pPr>
-      <w:r>
-        <w:t xml:space="preserve">The Harley-Davidson example shows how this can be implemented using neutral, sharing, and renegotiation zones.</w:t>
-      </w:r>
-    </w:p>
-    <w:bookmarkEnd w:id="72"/>
-    <w:bookmarkStart w:id="73" w:name="important-point"/>
+        <w:t xml:space="preserve">12.4.5.1 Why this is controversial</w:t>
+      </w:r>
+    </w:p>
+    <w:p>
+      <w:pPr>
+        <w:pStyle w:val="FirstParagraph"/>
+      </w:pPr>
+      <w:r>
+        <w:t xml:space="preserve">To hedge operating exposure contractually, a firm must believe it can forecast:</w:t>
+      </w:r>
+    </w:p>
+    <w:p>
+      <w:pPr>
+        <w:pStyle w:val="Compact"/>
+        <w:numPr>
+          <w:ilvl w:val="0"/>
+          <w:numId w:val="1042"/>
+        </w:numPr>
+      </w:pPr>
+      <w:r>
+        <w:t xml:space="preserve">its own future foreign-currency cash flows; and</w:t>
+      </w:r>
+    </w:p>
+    <w:p>
+      <w:pPr>
+        <w:pStyle w:val="Compact"/>
+        <w:numPr>
+          <w:ilvl w:val="0"/>
+          <w:numId w:val="1042"/>
+        </w:numPr>
+      </w:pPr>
+      <w:r>
+        <w:t xml:space="preserve">the likely behavior of competitors and markets.</w:t>
+      </w:r>
+    </w:p>
+    <w:p>
+      <w:pPr>
+        <w:pStyle w:val="FirstParagraph"/>
+      </w:pPr>
+      <w:r>
+        <w:t xml:space="preserve">The second requirement is the difficult one. A firm may forecast its own revenue stream reasonably well, but forecasting competitor reaction is much harder.</w:t>
+      </w:r>
+    </w:p>
+    <w:bookmarkEnd w:id="82"/>
+    <w:bookmarkStart w:id="83" w:name="merck-example"/>
     <w:p>
       <w:pPr>
         <w:pStyle w:val="Heading4"/>
       </w:pPr>
       <w:r>
-        <w:t xml:space="preserve">12.4.2.5 Important point</w:t>
-      </w:r>
-    </w:p>
-    <w:p>
-      <w:pPr>
-        <w:pStyle w:val="FirstParagraph"/>
-      </w:pPr>
-      <w:r>
-        <w:t xml:space="preserve">Risk-sharing does</w:t>
-      </w:r>
-      <w:r>
-        <w:t xml:space="preserve"> </w:t>
-      </w:r>
-      <w:r>
-        <w:rPr>
-          <w:b/>
-          <w:bCs/>
-        </w:rPr>
-        <w:t xml:space="preserve">not</w:t>
-      </w:r>
-      <w:r>
-        <w:t xml:space="preserve"> </w:t>
-      </w:r>
-      <w:r>
-        <w:t xml:space="preserve">eliminate risk. It reallocates and smooths it.</w:t>
-      </w:r>
-    </w:p>
-    <w:bookmarkEnd w:id="73"/>
-    <w:bookmarkEnd w:id="74"/>
-    <w:bookmarkStart w:id="79" w:name="back-to-back-or-parallel-loans"/>
-    <w:p>
-      <w:pPr>
-        <w:pStyle w:val="Heading3"/>
-      </w:pPr>
-      <w:r>
-        <w:t xml:space="preserve">12.4.3 Back-to-Back or Parallel Loans</w:t>
-      </w:r>
-    </w:p>
-    <w:p>
-      <w:pPr>
-        <w:pStyle w:val="FirstParagraph"/>
-      </w:pPr>
-      <w:r>
-        <w:t xml:space="preserve">A</w:t>
-      </w:r>
-      <w:r>
-        <w:t xml:space="preserve"> </w:t>
-      </w:r>
-      <w:r>
-        <w:rPr>
-          <w:b/>
-          <w:bCs/>
-        </w:rPr>
-        <w:t xml:space="preserve">back-to-back loan</w:t>
-      </w:r>
-      <w:r>
-        <w:t xml:space="preserve"> </w:t>
-      </w:r>
-      <w:r>
-        <w:t xml:space="preserve">or</w:t>
-      </w:r>
-      <w:r>
-        <w:t xml:space="preserve"> </w:t>
-      </w:r>
-      <w:r>
-        <w:rPr>
-          <w:b/>
-          <w:bCs/>
-        </w:rPr>
-        <w:t xml:space="preserve">parallel loan</w:t>
-      </w:r>
-      <w:r>
-        <w:t xml:space="preserve"> </w:t>
-      </w:r>
-      <w:r>
-        <w:t xml:space="preserve">occurs when firms in different countries lend each other’s currencies to each other’s subsidiaries for a specified period.</w:t>
-      </w:r>
-    </w:p>
-    <w:p>
-      <w:pPr>
-        <w:pStyle w:val="BodyText"/>
-      </w:pPr>
-      <w:r>
-        <w:t xml:space="preserve">This is an older but still conceptually important technique.</w:t>
-      </w:r>
-    </w:p>
-    <w:bookmarkStart w:id="75" w:name="basic-structure"/>
+        <w:t xml:space="preserve">12.4.5.2 Merck example</w:t>
+      </w:r>
+    </w:p>
+    <w:p>
+      <w:pPr>
+        <w:pStyle w:val="FirstParagraph"/>
+      </w:pPr>
+      <w:r>
+        <w:t xml:space="preserve">The chapter cites Merck as an example of a company willing to use long-term OTC currency options to protect against adverse exchange rate changes. Merck’s management presumably believes that its product markets, regulatory conditions, and revenue streams are stable enough to justify such long-term hedging.</w:t>
+      </w:r>
+    </w:p>
+    <w:bookmarkEnd w:id="83"/>
+    <w:bookmarkStart w:id="84" w:name="why-the-hedge-may-still-disappoint"/>
     <w:p>
       <w:pPr>
         <w:pStyle w:val="Heading4"/>
       </w:pPr>
       <w:r>
-        <w:t xml:space="preserve">12.4.3.1 Basic structure</w:t>
-      </w:r>
-    </w:p>
-    <w:p>
-      <w:pPr>
-        <w:pStyle w:val="FirstParagraph"/>
-      </w:pPr>
-      <w:r>
-        <w:t xml:space="preserve">Imagine:</w:t>
-      </w:r>
-    </w:p>
-    <w:p>
-      <w:pPr>
-        <w:pStyle w:val="Compact"/>
-        <w:numPr>
-          <w:ilvl w:val="0"/>
-          <w:numId w:val="1035"/>
-        </w:numPr>
-      </w:pPr>
-      <w:r>
-        <w:t xml:space="preserve">a British parent wants to finance its Dutch subsidiary,</w:t>
-      </w:r>
-    </w:p>
-    <w:p>
-      <w:pPr>
-        <w:pStyle w:val="Compact"/>
-        <w:numPr>
-          <w:ilvl w:val="0"/>
-          <w:numId w:val="1035"/>
-        </w:numPr>
-      </w:pPr>
-      <w:r>
-        <w:t xml:space="preserve">a Dutch parent wants to finance its British subsidiary.</w:t>
-      </w:r>
-    </w:p>
-    <w:p>
-      <w:pPr>
-        <w:pStyle w:val="FirstParagraph"/>
-      </w:pPr>
-      <w:r>
-        <w:t xml:space="preserve">Instead of using the foreign exchange market directly:</w:t>
-      </w:r>
-    </w:p>
-    <w:p>
-      <w:pPr>
-        <w:pStyle w:val="Compact"/>
-        <w:numPr>
-          <w:ilvl w:val="0"/>
-          <w:numId w:val="1036"/>
-        </w:numPr>
-      </w:pPr>
-      <w:r>
-        <w:t xml:space="preserve">the British parent lends GBP to the Dutch firm’s British subsidiary,</w:t>
-      </w:r>
-    </w:p>
-    <w:p>
-      <w:pPr>
-        <w:pStyle w:val="Compact"/>
-        <w:numPr>
-          <w:ilvl w:val="0"/>
-          <w:numId w:val="1036"/>
-        </w:numPr>
-      </w:pPr>
-      <w:r>
-        <w:t xml:space="preserve">the Dutch parent lends EUR to the British firm’s Dutch subsidiary.</w:t>
-      </w:r>
-    </w:p>
-    <w:p>
-      <w:pPr>
-        <w:pStyle w:val="FirstParagraph"/>
-      </w:pPr>
-      <w:r>
-        <w:t xml:space="preserve">At maturity, the loans are repaid.</w:t>
-      </w:r>
-    </w:p>
-    <w:bookmarkEnd w:id="75"/>
-    <w:bookmarkStart w:id="76" w:name="why-it-hedges"/>
-    <w:p>
-      <w:pPr>
-        <w:pStyle w:val="Heading4"/>
-      </w:pPr>
-      <w:r>
-        <w:t xml:space="preserve">12.4.3.2 Why it hedges</w:t>
-      </w:r>
-    </w:p>
-    <w:p>
-      <w:pPr>
-        <w:pStyle w:val="FirstParagraph"/>
-      </w:pPr>
-      <w:r>
-        <w:t xml:space="preserve">Each firm effectively borrows the currency it needs while repaying in the same currency it borrowed. That reduces direct exchange risk.</w:t>
-      </w:r>
-    </w:p>
-    <w:bookmarkEnd w:id="76"/>
-    <w:bookmarkStart w:id="77" w:name="advantages"/>
-    <w:p>
-      <w:pPr>
-        <w:pStyle w:val="Heading4"/>
-      </w:pPr>
-      <w:r>
-        <w:t xml:space="preserve">12.4.3.3 Advantages</w:t>
-      </w:r>
-    </w:p>
-    <w:p>
-      <w:pPr>
-        <w:pStyle w:val="Compact"/>
-        <w:numPr>
-          <w:ilvl w:val="0"/>
-          <w:numId w:val="1037"/>
-        </w:numPr>
-      </w:pPr>
-      <w:r>
-        <w:t xml:space="preserve">can avoid direct exposure in the foreign exchange market;</w:t>
-      </w:r>
-    </w:p>
-    <w:p>
-      <w:pPr>
-        <w:pStyle w:val="Compact"/>
-        <w:numPr>
-          <w:ilvl w:val="0"/>
-          <w:numId w:val="1037"/>
-        </w:numPr>
-      </w:pPr>
-      <w:r>
-        <w:t xml:space="preserve">may help when capital transfer rules are restrictive;</w:t>
-      </w:r>
-    </w:p>
-    <w:p>
-      <w:pPr>
-        <w:pStyle w:val="Compact"/>
-        <w:numPr>
-          <w:ilvl w:val="0"/>
-          <w:numId w:val="1037"/>
-        </w:numPr>
-      </w:pPr>
-      <w:r>
-        <w:t xml:space="preserve">offsets exposure structurally.</w:t>
-      </w:r>
-    </w:p>
-    <w:bookmarkEnd w:id="77"/>
-    <w:bookmarkStart w:id="78" w:name="major-impediments"/>
-    <w:p>
-      <w:pPr>
-        <w:pStyle w:val="Heading4"/>
-      </w:pPr>
-      <w:r>
-        <w:t xml:space="preserve">12.4.3.4 Major impediments</w:t>
-      </w:r>
-    </w:p>
-    <w:p>
-      <w:pPr>
-        <w:pStyle w:val="FirstParagraph"/>
-      </w:pPr>
-      <w:r>
-        <w:t xml:space="preserve">The chapter highlights two main problems:</w:t>
-      </w:r>
-    </w:p>
-    <w:p>
-      <w:pPr>
-        <w:pStyle w:val="Compact"/>
-        <w:numPr>
-          <w:ilvl w:val="0"/>
-          <w:numId w:val="1038"/>
-        </w:numPr>
-      </w:pPr>
-      <w:r>
-        <w:t xml:space="preserve">finding the right counterparty;</w:t>
-      </w:r>
-    </w:p>
-    <w:p>
-      <w:pPr>
-        <w:pStyle w:val="Compact"/>
-        <w:numPr>
-          <w:ilvl w:val="0"/>
-          <w:numId w:val="1038"/>
-        </w:numPr>
-      </w:pPr>
-      <w:r>
-        <w:t xml:space="preserve">counterparty default risk.</w:t>
-      </w:r>
-    </w:p>
-    <w:p>
-      <w:pPr>
-        <w:pStyle w:val="FirstParagraph"/>
-      </w:pPr>
-      <w:r>
-        <w:t xml:space="preserve">Even though each side effectively holds collateral in another currency, finding a matching partner with the right amount, maturity, and timing is difficult.</w:t>
-      </w:r>
-    </w:p>
-    <w:p>
-      <w:pPr>
-        <w:pStyle w:val="BodyText"/>
-      </w:pPr>
-      <w:r>
-        <w:t xml:space="preserve">So parallel loans are elegant in theory, but often cumbersome in practice.</w:t>
-      </w:r>
-    </w:p>
-    <w:bookmarkEnd w:id="78"/>
-    <w:bookmarkEnd w:id="79"/>
-    <w:bookmarkStart w:id="83" w:name="cross-currency-swaps"/>
-    <w:p>
-      <w:pPr>
-        <w:pStyle w:val="Heading3"/>
-      </w:pPr>
-      <w:r>
-        <w:t xml:space="preserve">12.4.4 Cross-Currency Swaps</w:t>
-      </w:r>
-    </w:p>
-    <w:p>
-      <w:pPr>
-        <w:pStyle w:val="FirstParagraph"/>
-      </w:pPr>
-      <w:r>
-        <w:t xml:space="preserve">A</w:t>
-      </w:r>
-      <w:r>
-        <w:t xml:space="preserve"> </w:t>
-      </w:r>
-      <w:r>
-        <w:rPr>
-          <w:b/>
-          <w:bCs/>
-        </w:rPr>
-        <w:t xml:space="preserve">cross-currency swap</w:t>
-      </w:r>
-      <w:r>
-        <w:t xml:space="preserve"> </w:t>
-      </w:r>
-      <w:r>
-        <w:t xml:space="preserve">resembles a back-to-back loan, but it is typically arranged through a swap dealer or bank and is treated as an off-balance-sheet transaction rather than as conventional debt.</w:t>
-      </w:r>
-    </w:p>
-    <w:p>
-      <w:pPr>
-        <w:pStyle w:val="BodyText"/>
-      </w:pPr>
-      <w:r>
-        <w:t xml:space="preserve">This is one of the most important practical tools in modern international finance.</w:t>
-      </w:r>
-    </w:p>
-    <w:bookmarkStart w:id="80" w:name="basic-idea"/>
-    <w:p>
-      <w:pPr>
-        <w:pStyle w:val="Heading4"/>
-      </w:pPr>
-      <w:r>
-        <w:t xml:space="preserve">12.4.4.1 Basic idea</w:t>
-      </w:r>
-    </w:p>
-    <w:p>
-      <w:pPr>
-        <w:pStyle w:val="FirstParagraph"/>
-      </w:pPr>
-      <w:r>
-        <w:t xml:space="preserve">Two firms with opposite currency needs agree, through a dealer, to exchange streams of cash flows in different currencies.</w:t>
-      </w:r>
-    </w:p>
-    <w:p>
-      <w:pPr>
-        <w:pStyle w:val="BodyText"/>
-      </w:pPr>
-      <w:r>
-        <w:t xml:space="preserve">For example:</w:t>
-      </w:r>
-    </w:p>
-    <w:p>
-      <w:pPr>
-        <w:pStyle w:val="Compact"/>
-        <w:numPr>
-          <w:ilvl w:val="0"/>
-          <w:numId w:val="1039"/>
-        </w:numPr>
-      </w:pPr>
-      <w:r>
-        <w:t xml:space="preserve">a Japanese firm earning USD from U.S. sales may want USD debt service instead of JPY debt service,</w:t>
-      </w:r>
-    </w:p>
-    <w:p>
-      <w:pPr>
-        <w:pStyle w:val="Compact"/>
-        <w:numPr>
-          <w:ilvl w:val="0"/>
-          <w:numId w:val="1039"/>
-        </w:numPr>
-      </w:pPr>
-      <w:r>
-        <w:t xml:space="preserve">a U.S. firm earning JPY from Japanese sales may want JPY debt service instead of USD debt service.</w:t>
-      </w:r>
-    </w:p>
-    <w:p>
-      <w:pPr>
-        <w:pStyle w:val="FirstParagraph"/>
-      </w:pPr>
-      <w:r>
-        <w:t xml:space="preserve">A swap dealer intermediates so that:</w:t>
-      </w:r>
-    </w:p>
-    <w:p>
-      <w:pPr>
-        <w:pStyle w:val="Compact"/>
-        <w:numPr>
-          <w:ilvl w:val="0"/>
-          <w:numId w:val="1040"/>
-        </w:numPr>
-      </w:pPr>
-      <w:r>
-        <w:t xml:space="preserve">the Japanese firm pays USD and receives JPY,</w:t>
-      </w:r>
-    </w:p>
-    <w:p>
-      <w:pPr>
-        <w:pStyle w:val="Compact"/>
-        <w:numPr>
-          <w:ilvl w:val="0"/>
-          <w:numId w:val="1040"/>
-        </w:numPr>
-      </w:pPr>
-      <w:r>
-        <w:t xml:space="preserve">the U.S. firm pays JPY and receives USD.</w:t>
-      </w:r>
-    </w:p>
-    <w:p>
-      <w:pPr>
-        <w:pStyle w:val="FirstParagraph"/>
-      </w:pPr>
-      <w:r>
-        <w:t xml:space="preserve">Each firm can then use the foreign-currency operating inflow to service what is effectively debt in that same currency.</w:t>
-      </w:r>
-    </w:p>
-    <w:bookmarkEnd w:id="80"/>
-    <w:bookmarkStart w:id="81" w:name="why-firms-prefer-swaps-to-parallel-loans"/>
-    <w:p>
-      <w:pPr>
-        <w:pStyle w:val="Heading4"/>
-      </w:pPr>
-      <w:r>
-        <w:t xml:space="preserve">12.4.4.2 Why firms prefer swaps to parallel loans</w:t>
-      </w:r>
-    </w:p>
-    <w:p>
-      <w:pPr>
-        <w:pStyle w:val="FirstParagraph"/>
-      </w:pPr>
-      <w:r>
-        <w:t xml:space="preserve">Swaps are often easier because:</w:t>
-      </w:r>
-    </w:p>
-    <w:p>
-      <w:pPr>
-        <w:pStyle w:val="Compact"/>
-        <w:numPr>
-          <w:ilvl w:val="0"/>
-          <w:numId w:val="1041"/>
-        </w:numPr>
-      </w:pPr>
-      <w:r>
-        <w:t xml:space="preserve">dealers can find counterparties more efficiently;</w:t>
-      </w:r>
-    </w:p>
-    <w:p>
-      <w:pPr>
-        <w:pStyle w:val="Compact"/>
-        <w:numPr>
-          <w:ilvl w:val="0"/>
-          <w:numId w:val="1041"/>
-        </w:numPr>
-      </w:pPr>
-      <w:r>
-        <w:t xml:space="preserve">the original counterparties often remain anonymous;</w:t>
-      </w:r>
-    </w:p>
-    <w:p>
-      <w:pPr>
-        <w:pStyle w:val="Compact"/>
-        <w:numPr>
-          <w:ilvl w:val="0"/>
-          <w:numId w:val="1041"/>
-        </w:numPr>
-      </w:pPr>
-      <w:r>
-        <w:t xml:space="preserve">the terms can be customized more readily;</w:t>
-      </w:r>
-    </w:p>
-    <w:p>
-      <w:pPr>
-        <w:pStyle w:val="Compact"/>
-        <w:numPr>
-          <w:ilvl w:val="0"/>
-          <w:numId w:val="1041"/>
-        </w:numPr>
-      </w:pPr>
-      <w:r>
-        <w:t xml:space="preserve">the transaction avoids some of the practical friction of direct paired loans.</w:t>
-      </w:r>
-    </w:p>
-    <w:bookmarkEnd w:id="81"/>
-    <w:bookmarkStart w:id="82" w:name="accounting-advantage"/>
-    <w:p>
-      <w:pPr>
-        <w:pStyle w:val="Heading4"/>
-      </w:pPr>
-      <w:r>
-        <w:t xml:space="preserve">12.4.4.3 Accounting advantage</w:t>
-      </w:r>
-    </w:p>
-    <w:p>
-      <w:pPr>
-        <w:pStyle w:val="FirstParagraph"/>
-      </w:pPr>
-      <w:r>
-        <w:t xml:space="preserve">The chapter notes an important accounting feature:</w:t>
-      </w:r>
-    </w:p>
-    <w:p>
-      <w:pPr>
-        <w:pStyle w:val="Compact"/>
-        <w:numPr>
-          <w:ilvl w:val="0"/>
-          <w:numId w:val="1042"/>
-        </w:numPr>
-      </w:pPr>
-      <w:r>
-        <w:t xml:space="preserve">the swap is generally treated as a foreign exchange transaction rather than conventional debt,</w:t>
-      </w:r>
-    </w:p>
-    <w:p>
-      <w:pPr>
-        <w:pStyle w:val="Compact"/>
-        <w:numPr>
-          <w:ilvl w:val="0"/>
-          <w:numId w:val="1042"/>
-        </w:numPr>
-      </w:pPr>
-      <w:r>
-        <w:t xml:space="preserve">the obligation to reverse the swap is treated like a forward contract,</w:t>
-      </w:r>
-    </w:p>
-    <w:p>
-      <w:pPr>
-        <w:pStyle w:val="Compact"/>
-        <w:numPr>
-          <w:ilvl w:val="0"/>
-          <w:numId w:val="1042"/>
-        </w:numPr>
-      </w:pPr>
-      <w:r>
-        <w:t xml:space="preserve">it therefore does not appear as long-term debt in the same way as a back-to-back loan.</w:t>
-      </w:r>
-    </w:p>
-    <w:p>
-      <w:pPr>
-        <w:pStyle w:val="FirstParagraph"/>
-      </w:pPr>
-      <w:r>
-        <w:t xml:space="preserve">This is why a strong test-bank answer should mention that currency swaps can help hedge operating exposure</w:t>
-      </w:r>
-      <w:r>
-        <w:t xml:space="preserve"> </w:t>
-      </w:r>
-      <w:r>
-        <w:rPr>
-          <w:b/>
-          <w:bCs/>
-        </w:rPr>
-        <w:t xml:space="preserve">without placing the equivalent loan directly on the balance sheet</w:t>
-      </w:r>
-      <w:r>
-        <w:t xml:space="preserve">.</w:t>
-      </w:r>
-    </w:p>
-    <w:bookmarkEnd w:id="82"/>
-    <w:bookmarkEnd w:id="83"/>
-    <w:bookmarkStart w:id="88" w:name="Xb7537e0b913ce1d4f23c0d583139b3382b41e8e"/>
-    <w:p>
-      <w:pPr>
-        <w:pStyle w:val="Heading3"/>
-      </w:pPr>
-      <w:r>
-        <w:t xml:space="preserve">12.4.5 Contractual Approaches: Hedging the Unhedgeable</w:t>
-      </w:r>
-    </w:p>
-    <w:p>
-      <w:pPr>
-        <w:pStyle w:val="FirstParagraph"/>
-      </w:pPr>
-      <w:r>
-        <w:t xml:space="preserve">The final section addresses an important debate: can firms hedge long-run operating exposure with contractual derivatives such as forwards and options?</w:t>
-      </w:r>
-    </w:p>
-    <w:p>
-      <w:pPr>
-        <w:pStyle w:val="BodyText"/>
-      </w:pPr>
-      <w:r>
-        <w:t xml:space="preserve">Traditional theory is skeptical because operating exposure is broad, long run, and dependent on competitor response. Yet some firms do attempt it.</w:t>
-      </w:r>
-    </w:p>
-    <w:bookmarkStart w:id="84" w:name="why-this-is-controversial"/>
-    <w:p>
-      <w:pPr>
-        <w:pStyle w:val="Heading4"/>
-      </w:pPr>
-      <w:r>
-        <w:t xml:space="preserve">12.4.5.1 Why this is controversial</w:t>
-      </w:r>
-    </w:p>
-    <w:p>
-      <w:pPr>
-        <w:pStyle w:val="FirstParagraph"/>
-      </w:pPr>
-      <w:r>
-        <w:t xml:space="preserve">To hedge operating exposure contractually, a firm must believe it can forecast:</w:t>
+        <w:t xml:space="preserve">12.4.5.3 Why the hedge may still disappoint</w:t>
+      </w:r>
+    </w:p>
+    <w:p>
+      <w:pPr>
+        <w:pStyle w:val="FirstParagraph"/>
+      </w:pPr>
+      <w:r>
+        <w:t xml:space="preserve">Even if the derivative pays off when the currency moves adversely, the firm may still be strategically weaker than before. A derivative can protect accounting earnings or cash flow to some extent, but it does not create:</w:t>
       </w:r>
     </w:p>
     <w:p>
@@ -6109,7 +6072,7 @@
         </w:numPr>
       </w:pPr>
       <w:r>
-        <w:t xml:space="preserve">its own future foreign-currency cash flows; and</w:t>
+        <w:t xml:space="preserve">new plants,</w:t>
       </w:r>
     </w:p>
     <w:p>
@@ -6121,111 +6084,43 @@
         </w:numPr>
       </w:pPr>
       <w:r>
-        <w:t xml:space="preserve">the likely behavior of competitors and markets.</w:t>
-      </w:r>
-    </w:p>
-    <w:p>
-      <w:pPr>
-        <w:pStyle w:val="FirstParagraph"/>
-      </w:pPr>
-      <w:r>
-        <w:t xml:space="preserve">The second requirement is the difficult one. A firm may forecast its own revenue stream reasonably well, but forecasting competitor reaction is much harder.</w:t>
+        <w:t xml:space="preserve">new suppliers,</w:t>
+      </w:r>
+    </w:p>
+    <w:p>
+      <w:pPr>
+        <w:pStyle w:val="Compact"/>
+        <w:numPr>
+          <w:ilvl w:val="0"/>
+          <w:numId w:val="1043"/>
+        </w:numPr>
+      </w:pPr>
+      <w:r>
+        <w:t xml:space="preserve">better market access,</w:t>
+      </w:r>
+    </w:p>
+    <w:p>
+      <w:pPr>
+        <w:pStyle w:val="Compact"/>
+        <w:numPr>
+          <w:ilvl w:val="0"/>
+          <w:numId w:val="1043"/>
+        </w:numPr>
+      </w:pPr>
+      <w:r>
+        <w:t xml:space="preserve">stronger competitive position.</w:t>
+      </w:r>
+    </w:p>
+    <w:p>
+      <w:pPr>
+        <w:pStyle w:val="FirstParagraph"/>
+      </w:pPr>
+      <w:r>
+        <w:t xml:space="preserve">So the chapter is cautious: contractual hedges may help, but they may also be expensive and may be less effective than structural adaptation.</w:t>
       </w:r>
     </w:p>
     <w:bookmarkEnd w:id="84"/>
-    <w:bookmarkStart w:id="85" w:name="merck-example"/>
-    <w:p>
-      <w:pPr>
-        <w:pStyle w:val="Heading4"/>
-      </w:pPr>
-      <w:r>
-        <w:t xml:space="preserve">12.4.5.2 Merck example</w:t>
-      </w:r>
-    </w:p>
-    <w:p>
-      <w:pPr>
-        <w:pStyle w:val="FirstParagraph"/>
-      </w:pPr>
-      <w:r>
-        <w:t xml:space="preserve">The chapter cites Merck as an example of a company willing to use long-term OTC currency options to protect against adverse exchange rate changes. Merck’s management presumably believes that its product markets, regulatory conditions, and revenue streams are stable enough to justify such long-term hedging.</w:t>
-      </w:r>
-    </w:p>
-    <w:bookmarkEnd w:id="85"/>
-    <w:bookmarkStart w:id="86" w:name="why-the-hedge-may-still-disappoint"/>
-    <w:p>
-      <w:pPr>
-        <w:pStyle w:val="Heading4"/>
-      </w:pPr>
-      <w:r>
-        <w:t xml:space="preserve">12.4.5.3 Why the hedge may still disappoint</w:t>
-      </w:r>
-    </w:p>
-    <w:p>
-      <w:pPr>
-        <w:pStyle w:val="FirstParagraph"/>
-      </w:pPr>
-      <w:r>
-        <w:t xml:space="preserve">Even if the derivative pays off when the currency moves adversely, the firm may still be strategically weaker than before. A derivative can protect accounting earnings or cash flow to some extent, but it does not create:</w:t>
-      </w:r>
-    </w:p>
-    <w:p>
-      <w:pPr>
-        <w:pStyle w:val="Compact"/>
-        <w:numPr>
-          <w:ilvl w:val="0"/>
-          <w:numId w:val="1044"/>
-        </w:numPr>
-      </w:pPr>
-      <w:r>
-        <w:t xml:space="preserve">new plants,</w:t>
-      </w:r>
-    </w:p>
-    <w:p>
-      <w:pPr>
-        <w:pStyle w:val="Compact"/>
-        <w:numPr>
-          <w:ilvl w:val="0"/>
-          <w:numId w:val="1044"/>
-        </w:numPr>
-      </w:pPr>
-      <w:r>
-        <w:t xml:space="preserve">new suppliers,</w:t>
-      </w:r>
-    </w:p>
-    <w:p>
-      <w:pPr>
-        <w:pStyle w:val="Compact"/>
-        <w:numPr>
-          <w:ilvl w:val="0"/>
-          <w:numId w:val="1044"/>
-        </w:numPr>
-      </w:pPr>
-      <w:r>
-        <w:t xml:space="preserve">better market access,</w:t>
-      </w:r>
-    </w:p>
-    <w:p>
-      <w:pPr>
-        <w:pStyle w:val="Compact"/>
-        <w:numPr>
-          <w:ilvl w:val="0"/>
-          <w:numId w:val="1044"/>
-        </w:numPr>
-      </w:pPr>
-      <w:r>
-        <w:t xml:space="preserve">stronger competitive position.</w:t>
-      </w:r>
-    </w:p>
-    <w:p>
-      <w:pPr>
-        <w:pStyle w:val="FirstParagraph"/>
-      </w:pPr>
-      <w:r>
-        <w:t xml:space="preserve">So the chapter is cautious: contractual hedges may help, but they may also be expensive and may be less effective than structural adaptation.</w:t>
-      </w:r>
-    </w:p>
-    <w:bookmarkEnd w:id="86"/>
-    <w:bookmarkStart w:id="87" w:name="fixed-exchange-rates-and-moral-hazard"/>
+    <w:bookmarkStart w:id="85" w:name="fixed-exchange-rates-and-moral-hazard"/>
     <w:p>
       <w:pPr>
         <w:pStyle w:val="Heading4"/>
@@ -6270,10 +6165,10 @@
         </w:pict>
       </w:r>
     </w:p>
+    <w:bookmarkEnd w:id="85"/>
+    <w:bookmarkEnd w:id="86"/>
     <w:bookmarkEnd w:id="87"/>
-    <w:bookmarkEnd w:id="88"/>
-    <w:bookmarkEnd w:id="89"/>
-    <w:bookmarkStart w:id="90" w:name="concluding-summary"/>
+    <w:bookmarkStart w:id="88" w:name="concluding-summary"/>
     <w:p>
       <w:pPr>
         <w:pStyle w:val="Heading2"/>
@@ -6303,7 +6198,7 @@
         <w:pStyle w:val="Compact"/>
         <w:numPr>
           <w:ilvl w:val="0"/>
-          <w:numId w:val="1045"/>
+          <w:numId w:val="1044"/>
         </w:numPr>
       </w:pPr>
       <w:r>
@@ -6315,7 +6210,7 @@
         <w:pStyle w:val="Compact"/>
         <w:numPr>
           <w:ilvl w:val="0"/>
-          <w:numId w:val="1045"/>
+          <w:numId w:val="1044"/>
         </w:numPr>
       </w:pPr>
       <w:r>
@@ -6327,7 +6222,7 @@
         <w:pStyle w:val="Compact"/>
         <w:numPr>
           <w:ilvl w:val="0"/>
-          <w:numId w:val="1045"/>
+          <w:numId w:val="1044"/>
         </w:numPr>
       </w:pPr>
       <w:r>
@@ -6339,7 +6234,7 @@
         <w:pStyle w:val="Compact"/>
         <w:numPr>
           <w:ilvl w:val="0"/>
-          <w:numId w:val="1045"/>
+          <w:numId w:val="1044"/>
         </w:numPr>
       </w:pPr>
       <w:r>
@@ -6351,7 +6246,7 @@
         <w:pStyle w:val="Compact"/>
         <w:numPr>
           <w:ilvl w:val="0"/>
-          <w:numId w:val="1045"/>
+          <w:numId w:val="1044"/>
         </w:numPr>
       </w:pPr>
       <w:r>
@@ -6363,7 +6258,7 @@
         <w:pStyle w:val="Compact"/>
         <w:numPr>
           <w:ilvl w:val="0"/>
-          <w:numId w:val="1045"/>
+          <w:numId w:val="1044"/>
         </w:numPr>
       </w:pPr>
       <w:r>
@@ -6375,7 +6270,7 @@
         <w:pStyle w:val="Compact"/>
         <w:numPr>
           <w:ilvl w:val="0"/>
-          <w:numId w:val="1045"/>
+          <w:numId w:val="1044"/>
         </w:numPr>
       </w:pPr>
       <w:r>
@@ -6389,8 +6284,8 @@
         </w:pict>
       </w:r>
     </w:p>
-    <w:bookmarkEnd w:id="90"/>
-    <w:bookmarkStart w:id="93" w:name="X1af9f73742fd49b5b54b19faa2ccee465e6a4fd"/>
+    <w:bookmarkEnd w:id="88"/>
+    <w:bookmarkStart w:id="91" w:name="X1af9f73742fd49b5b54b19faa2ccee465e6a4fd"/>
     <w:p>
       <w:pPr>
         <w:pStyle w:val="Heading2"/>
@@ -6449,11 +6344,62 @@
         <w:pStyle w:val="Compact"/>
         <w:numPr>
           <w:ilvl w:val="0"/>
+          <w:numId w:val="1045"/>
+        </w:numPr>
+      </w:pPr>
+      <w:r>
+        <w:t xml:space="preserve">a large share of sales linked to USD,</w:t>
+      </w:r>
+    </w:p>
+    <w:p>
+      <w:pPr>
+        <w:pStyle w:val="Compact"/>
+        <w:numPr>
+          <w:ilvl w:val="0"/>
+          <w:numId w:val="1045"/>
+        </w:numPr>
+      </w:pPr>
+      <w:r>
+        <w:t xml:space="preserve">a large share of costs linked to GBP,</w:t>
+      </w:r>
+    </w:p>
+    <w:p>
+      <w:pPr>
+        <w:pStyle w:val="Compact"/>
+        <w:numPr>
+          <w:ilvl w:val="0"/>
+          <w:numId w:val="1045"/>
+        </w:numPr>
+      </w:pPr>
+      <w:r>
+        <w:t xml:space="preserve">and additional EUR-linked costs from continental sourcing.</w:t>
+      </w:r>
+    </w:p>
+    <w:p>
+      <w:pPr>
+        <w:pStyle w:val="FirstParagraph"/>
+      </w:pPr>
+      <w:r>
+        <w:t xml:space="preserve">That means Rolls-Royce was effectively:</w:t>
+      </w:r>
+    </w:p>
+    <w:p>
+      <w:pPr>
+        <w:pStyle w:val="Compact"/>
+        <w:numPr>
+          <w:ilvl w:val="0"/>
           <w:numId w:val="1046"/>
         </w:numPr>
       </w:pPr>
       <w:r>
-        <w:t xml:space="preserve">a large share of sales linked to USD,</w:t>
+        <w:rPr>
+          <w:b/>
+          <w:bCs/>
+        </w:rPr>
+        <w:t xml:space="preserve">long USD</w:t>
+      </w:r>
+      <w:r>
+        <w:t xml:space="preserve">, and</w:t>
       </w:r>
     </w:p>
     <w:p>
@@ -6465,27 +6411,31 @@
         </w:numPr>
       </w:pPr>
       <w:r>
-        <w:t xml:space="preserve">a large share of costs linked to GBP,</w:t>
-      </w:r>
-    </w:p>
-    <w:p>
-      <w:pPr>
-        <w:pStyle w:val="Compact"/>
-        <w:numPr>
-          <w:ilvl w:val="0"/>
-          <w:numId w:val="1046"/>
-        </w:numPr>
-      </w:pPr>
-      <w:r>
-        <w:t xml:space="preserve">and additional EUR-linked costs from continental sourcing.</w:t>
-      </w:r>
-    </w:p>
-    <w:p>
-      <w:pPr>
-        <w:pStyle w:val="FirstParagraph"/>
-      </w:pPr>
-      <w:r>
-        <w:t xml:space="preserve">That means Rolls-Royce was effectively:</w:t>
+        <w:rPr>
+          <w:b/>
+          <w:bCs/>
+        </w:rPr>
+        <w:t xml:space="preserve">short GBP</w:t>
+      </w:r>
+      <w:r>
+        <w:t xml:space="preserve">.</w:t>
+      </w:r>
+    </w:p>
+    <w:p>
+      <w:pPr>
+        <w:pStyle w:val="FirstParagraph"/>
+      </w:pPr>
+      <w:r>
+        <w:t xml:space="preserve">When GBP fell sharply after the Brexit vote, the firm’s export competitiveness improved. In principle, that should have helped Rolls-Royce. But because the firm had already locked in large forward hedge positions, it did not enjoy the full short-run benefit of the weaker pound.</w:t>
+      </w:r>
+    </w:p>
+    <w:bookmarkStart w:id="89" w:name="what-the-case-teaches"/>
+    <w:p>
+      <w:pPr>
+        <w:pStyle w:val="Heading3"/>
+      </w:pPr>
+      <w:r>
+        <w:t xml:space="preserve">12.5.1 What the case teaches</w:t>
       </w:r>
     </w:p>
     <w:p>
@@ -6501,10 +6451,7 @@
           <w:b/>
           <w:bCs/>
         </w:rPr>
-        <w:t xml:space="preserve">long USD</w:t>
-      </w:r>
-      <w:r>
-        <w:t xml:space="preserve">, and</w:t>
+        <w:t xml:space="preserve">Contractual hedges can stabilize short-run cash flows, but they cannot fully replace structural alignment.</w:t>
       </w:r>
     </w:p>
     <w:p>
@@ -6520,27 +6467,47 @@
           <w:b/>
           <w:bCs/>
         </w:rPr>
-        <w:t xml:space="preserve">short GBP</w:t>
-      </w:r>
-      <w:r>
-        <w:t xml:space="preserve">.</w:t>
-      </w:r>
-    </w:p>
-    <w:p>
-      <w:pPr>
-        <w:pStyle w:val="FirstParagraph"/>
-      </w:pPr>
-      <w:r>
-        <w:t xml:space="preserve">When GBP fell sharply after the Brexit vote, the firm’s export competitiveness improved. In principle, that should have helped Rolls-Royce. But because the firm had already locked in large forward hedge positions, it did not enjoy the full short-run benefit of the weaker pound.</w:t>
-      </w:r>
-    </w:p>
-    <w:bookmarkStart w:id="91" w:name="what-the-case-teaches"/>
+        <w:t xml:space="preserve">A favorable currency movement can still look disappointing if the firm has already locked in rates through hedging.</w:t>
+      </w:r>
+    </w:p>
+    <w:p>
+      <w:pPr>
+        <w:pStyle w:val="Compact"/>
+        <w:numPr>
+          <w:ilvl w:val="0"/>
+          <w:numId w:val="1047"/>
+        </w:numPr>
+      </w:pPr>
+      <w:r>
+        <w:rPr>
+          <w:b/>
+          <w:bCs/>
+        </w:rPr>
+        <w:t xml:space="preserve">Long-run operating exposure after Brexit involved far more than the GBP exchange rate.</w:t>
+      </w:r>
+      <w:r>
+        <w:t xml:space="preserve"> </w:t>
+      </w:r>
+      <w:r>
+        <w:t xml:space="preserve">It also involved trade access, regulation, documentation, investment location, and supply-chain configuration.</w:t>
+      </w:r>
+    </w:p>
+    <w:bookmarkEnd w:id="89"/>
+    <w:bookmarkStart w:id="90" w:name="a-good-discussion-question"/>
     <w:p>
       <w:pPr>
         <w:pStyle w:val="Heading3"/>
       </w:pPr>
       <w:r>
-        <w:t xml:space="preserve">12.5.1 What the case teaches</w:t>
+        <w:t xml:space="preserve">12.5.2 A good discussion question</w:t>
+      </w:r>
+    </w:p>
+    <w:p>
+      <w:pPr>
+        <w:pStyle w:val="FirstParagraph"/>
+      </w:pPr>
+      <w:r>
+        <w:t xml:space="preserve">If you were on the leadership team, would you respond mainly with:</w:t>
       </w:r>
     </w:p>
     <w:p>
@@ -6552,11 +6519,7 @@
         </w:numPr>
       </w:pPr>
       <w:r>
-        <w:rPr>
-          <w:b/>
-          <w:bCs/>
-        </w:rPr>
-        <w:t xml:space="preserve">Contractual hedges can stabilize short-run cash flows, but they cannot fully replace structural alignment.</w:t>
+        <w:t xml:space="preserve">more hedging,</w:t>
       </w:r>
     </w:p>
     <w:p>
@@ -6568,11 +6531,7 @@
         </w:numPr>
       </w:pPr>
       <w:r>
-        <w:rPr>
-          <w:b/>
-          <w:bCs/>
-        </w:rPr>
-        <w:t xml:space="preserve">A favorable currency movement can still look disappointing if the firm has already locked in rates through hedging.</w:t>
+        <w:t xml:space="preserve">more continental production,</w:t>
       </w:r>
     </w:p>
     <w:p>
@@ -6584,70 +6543,6 @@
         </w:numPr>
       </w:pPr>
       <w:r>
-        <w:rPr>
-          <w:b/>
-          <w:bCs/>
-        </w:rPr>
-        <w:t xml:space="preserve">Long-run operating exposure after Brexit involved far more than the GBP exchange rate.</w:t>
-      </w:r>
-      <w:r>
-        <w:t xml:space="preserve"> </w:t>
-      </w:r>
-      <w:r>
-        <w:t xml:space="preserve">It also involved trade access, regulation, documentation, investment location, and supply-chain configuration.</w:t>
-      </w:r>
-    </w:p>
-    <w:bookmarkEnd w:id="91"/>
-    <w:bookmarkStart w:id="92" w:name="a-good-discussion-question"/>
-    <w:p>
-      <w:pPr>
-        <w:pStyle w:val="Heading3"/>
-      </w:pPr>
-      <w:r>
-        <w:t xml:space="preserve">12.5.2 A good discussion question</w:t>
-      </w:r>
-    </w:p>
-    <w:p>
-      <w:pPr>
-        <w:pStyle w:val="FirstParagraph"/>
-      </w:pPr>
-      <w:r>
-        <w:t xml:space="preserve">If you were on the leadership team, would you respond mainly with:</w:t>
-      </w:r>
-    </w:p>
-    <w:p>
-      <w:pPr>
-        <w:pStyle w:val="Compact"/>
-        <w:numPr>
-          <w:ilvl w:val="0"/>
-          <w:numId w:val="1049"/>
-        </w:numPr>
-      </w:pPr>
-      <w:r>
-        <w:t xml:space="preserve">more hedging,</w:t>
-      </w:r>
-    </w:p>
-    <w:p>
-      <w:pPr>
-        <w:pStyle w:val="Compact"/>
-        <w:numPr>
-          <w:ilvl w:val="0"/>
-          <w:numId w:val="1049"/>
-        </w:numPr>
-      </w:pPr>
-      <w:r>
-        <w:t xml:space="preserve">more continental production,</w:t>
-      </w:r>
-    </w:p>
-    <w:p>
-      <w:pPr>
-        <w:pStyle w:val="Compact"/>
-        <w:numPr>
-          <w:ilvl w:val="0"/>
-          <w:numId w:val="1049"/>
-        </w:numPr>
-      </w:pPr>
-      <w:r>
         <w:t xml:space="preserve">more supplier diversification,</w:t>
       </w:r>
     </w:p>
@@ -6656,7 +6551,7 @@
         <w:pStyle w:val="Compact"/>
         <w:numPr>
           <w:ilvl w:val="0"/>
-          <w:numId w:val="1049"/>
+          <w:numId w:val="1048"/>
         </w:numPr>
       </w:pPr>
       <w:r>
@@ -6668,7 +6563,7 @@
         <w:pStyle w:val="Compact"/>
         <w:numPr>
           <w:ilvl w:val="0"/>
-          <w:numId w:val="1049"/>
+          <w:numId w:val="1048"/>
         </w:numPr>
       </w:pPr>
       <w:r>
@@ -6703,9 +6598,9 @@
         </w:pict>
       </w:r>
     </w:p>
-    <w:bookmarkEnd w:id="92"/>
-    <w:bookmarkEnd w:id="93"/>
-    <w:bookmarkStart w:id="94" w:name="key-terms"/>
+    <w:bookmarkEnd w:id="90"/>
+    <w:bookmarkEnd w:id="91"/>
+    <w:bookmarkStart w:id="92" w:name="key-terms"/>
     <w:p>
       <w:pPr>
         <w:pStyle w:val="Heading2"/>
@@ -6719,7 +6614,7 @@
         <w:pStyle w:val="Compact"/>
         <w:numPr>
           <w:ilvl w:val="0"/>
-          <w:numId w:val="1050"/>
+          <w:numId w:val="1049"/>
         </w:numPr>
       </w:pPr>
       <w:r>
@@ -6731,7 +6626,7 @@
         <w:pStyle w:val="Compact"/>
         <w:numPr>
           <w:ilvl w:val="0"/>
-          <w:numId w:val="1050"/>
+          <w:numId w:val="1049"/>
         </w:numPr>
       </w:pPr>
       <w:r>
@@ -6743,7 +6638,7 @@
         <w:pStyle w:val="Compact"/>
         <w:numPr>
           <w:ilvl w:val="0"/>
-          <w:numId w:val="1050"/>
+          <w:numId w:val="1049"/>
         </w:numPr>
       </w:pPr>
       <w:r>
@@ -6755,7 +6650,7 @@
         <w:pStyle w:val="Compact"/>
         <w:numPr>
           <w:ilvl w:val="0"/>
-          <w:numId w:val="1050"/>
+          <w:numId w:val="1049"/>
         </w:numPr>
       </w:pPr>
       <w:r>
@@ -6767,7 +6662,7 @@
         <w:pStyle w:val="Compact"/>
         <w:numPr>
           <w:ilvl w:val="0"/>
-          <w:numId w:val="1050"/>
+          <w:numId w:val="1049"/>
         </w:numPr>
       </w:pPr>
       <w:r>
@@ -6779,7 +6674,7 @@
         <w:pStyle w:val="Compact"/>
         <w:numPr>
           <w:ilvl w:val="0"/>
-          <w:numId w:val="1050"/>
+          <w:numId w:val="1049"/>
         </w:numPr>
       </w:pPr>
       <w:r>
@@ -6791,7 +6686,7 @@
         <w:pStyle w:val="Compact"/>
         <w:numPr>
           <w:ilvl w:val="0"/>
-          <w:numId w:val="1050"/>
+          <w:numId w:val="1049"/>
         </w:numPr>
       </w:pPr>
       <w:r>
@@ -6803,7 +6698,7 @@
         <w:pStyle w:val="Compact"/>
         <w:numPr>
           <w:ilvl w:val="0"/>
-          <w:numId w:val="1050"/>
+          <w:numId w:val="1049"/>
         </w:numPr>
       </w:pPr>
       <w:r>
@@ -6815,7 +6710,7 @@
         <w:pStyle w:val="Compact"/>
         <w:numPr>
           <w:ilvl w:val="0"/>
-          <w:numId w:val="1050"/>
+          <w:numId w:val="1049"/>
         </w:numPr>
       </w:pPr>
       <w:r>
@@ -6827,7 +6722,7 @@
         <w:pStyle w:val="Compact"/>
         <w:numPr>
           <w:ilvl w:val="0"/>
-          <w:numId w:val="1050"/>
+          <w:numId w:val="1049"/>
         </w:numPr>
       </w:pPr>
       <w:r>
@@ -6839,7 +6734,7 @@
         <w:pStyle w:val="Compact"/>
         <w:numPr>
           <w:ilvl w:val="0"/>
-          <w:numId w:val="1050"/>
+          <w:numId w:val="1049"/>
         </w:numPr>
       </w:pPr>
       <w:r>
@@ -6851,7 +6746,7 @@
         <w:pStyle w:val="Compact"/>
         <w:numPr>
           <w:ilvl w:val="0"/>
-          <w:numId w:val="1050"/>
+          <w:numId w:val="1049"/>
         </w:numPr>
       </w:pPr>
       <w:r>
@@ -6863,7 +6758,7 @@
         <w:pStyle w:val="Compact"/>
         <w:numPr>
           <w:ilvl w:val="0"/>
-          <w:numId w:val="1050"/>
+          <w:numId w:val="1049"/>
         </w:numPr>
       </w:pPr>
       <w:r>
@@ -6875,7 +6770,7 @@
         <w:pStyle w:val="Compact"/>
         <w:numPr>
           <w:ilvl w:val="0"/>
-          <w:numId w:val="1050"/>
+          <w:numId w:val="1049"/>
         </w:numPr>
       </w:pPr>
       <w:r>
@@ -6887,7 +6782,7 @@
         <w:pStyle w:val="Compact"/>
         <w:numPr>
           <w:ilvl w:val="0"/>
-          <w:numId w:val="1050"/>
+          <w:numId w:val="1049"/>
         </w:numPr>
       </w:pPr>
       <w:r>
@@ -6899,7 +6794,7 @@
         <w:pStyle w:val="Compact"/>
         <w:numPr>
           <w:ilvl w:val="0"/>
-          <w:numId w:val="1050"/>
+          <w:numId w:val="1049"/>
         </w:numPr>
       </w:pPr>
       <w:r>
@@ -6911,7 +6806,7 @@
         <w:pStyle w:val="Compact"/>
         <w:numPr>
           <w:ilvl w:val="0"/>
-          <w:numId w:val="1050"/>
+          <w:numId w:val="1049"/>
         </w:numPr>
       </w:pPr>
       <w:r>
@@ -6923,7 +6818,7 @@
         <w:pStyle w:val="Compact"/>
         <w:numPr>
           <w:ilvl w:val="0"/>
-          <w:numId w:val="1050"/>
+          <w:numId w:val="1049"/>
         </w:numPr>
       </w:pPr>
       <w:r>
@@ -6937,8 +6832,8 @@
         </w:pict>
       </w:r>
     </w:p>
-    <w:bookmarkEnd w:id="94"/>
-    <w:bookmarkStart w:id="95" w:name="review-questions-for-class-discussion"/>
+    <w:bookmarkEnd w:id="92"/>
+    <w:bookmarkStart w:id="93" w:name="review-questions-for-class-discussion"/>
     <w:p>
       <w:pPr>
         <w:pStyle w:val="Heading2"/>
@@ -6952,7 +6847,7 @@
         <w:pStyle w:val="Compact"/>
         <w:numPr>
           <w:ilvl w:val="0"/>
-          <w:numId w:val="1051"/>
+          <w:numId w:val="1050"/>
         </w:numPr>
       </w:pPr>
       <w:r>
@@ -6964,7 +6859,7 @@
         <w:pStyle w:val="Compact"/>
         <w:numPr>
           <w:ilvl w:val="0"/>
-          <w:numId w:val="1051"/>
+          <w:numId w:val="1050"/>
         </w:numPr>
       </w:pPr>
       <w:r>
@@ -6976,7 +6871,7 @@
         <w:pStyle w:val="Compact"/>
         <w:numPr>
           <w:ilvl w:val="0"/>
-          <w:numId w:val="1051"/>
+          <w:numId w:val="1050"/>
         </w:numPr>
       </w:pPr>
       <w:r>
@@ -6988,7 +6883,7 @@
         <w:pStyle w:val="Compact"/>
         <w:numPr>
           <w:ilvl w:val="0"/>
-          <w:numId w:val="1051"/>
+          <w:numId w:val="1050"/>
         </w:numPr>
       </w:pPr>
       <w:r>
@@ -7000,7 +6895,7 @@
         <w:pStyle w:val="Compact"/>
         <w:numPr>
           <w:ilvl w:val="0"/>
-          <w:numId w:val="1051"/>
+          <w:numId w:val="1050"/>
         </w:numPr>
       </w:pPr>
       <w:r>
@@ -7012,7 +6907,7 @@
         <w:pStyle w:val="Compact"/>
         <w:numPr>
           <w:ilvl w:val="0"/>
-          <w:numId w:val="1051"/>
+          <w:numId w:val="1050"/>
         </w:numPr>
       </w:pPr>
       <w:r>
@@ -7024,7 +6919,7 @@
         <w:pStyle w:val="Compact"/>
         <w:numPr>
           <w:ilvl w:val="0"/>
-          <w:numId w:val="1051"/>
+          <w:numId w:val="1050"/>
         </w:numPr>
       </w:pPr>
       <w:r>
@@ -7036,7 +6931,7 @@
         <w:pStyle w:val="Compact"/>
         <w:numPr>
           <w:ilvl w:val="0"/>
-          <w:numId w:val="1051"/>
+          <w:numId w:val="1050"/>
         </w:numPr>
       </w:pPr>
       <w:r>
@@ -7048,7 +6943,7 @@
         <w:pStyle w:val="Compact"/>
         <w:numPr>
           <w:ilvl w:val="0"/>
-          <w:numId w:val="1051"/>
+          <w:numId w:val="1050"/>
         </w:numPr>
       </w:pPr>
       <w:r>
@@ -7060,7 +6955,7 @@
         <w:pStyle w:val="Compact"/>
         <w:numPr>
           <w:ilvl w:val="0"/>
-          <w:numId w:val="1051"/>
+          <w:numId w:val="1050"/>
         </w:numPr>
       </w:pPr>
       <w:r>
@@ -7072,7 +6967,7 @@
         <w:pStyle w:val="Compact"/>
         <w:numPr>
           <w:ilvl w:val="0"/>
-          <w:numId w:val="1051"/>
+          <w:numId w:val="1050"/>
         </w:numPr>
       </w:pPr>
       <w:r>
@@ -7084,7 +6979,7 @@
         <w:pStyle w:val="Compact"/>
         <w:numPr>
           <w:ilvl w:val="0"/>
-          <w:numId w:val="1051"/>
+          <w:numId w:val="1050"/>
         </w:numPr>
       </w:pPr>
       <w:r>
@@ -7098,150 +6993,8 @@
         </w:pict>
       </w:r>
     </w:p>
-    <w:bookmarkEnd w:id="95"/>
-    <w:bookmarkStart w:id="96" w:name="instructor-notes"/>
-    <w:p>
-      <w:pPr>
-        <w:pStyle w:val="Heading2"/>
-      </w:pPr>
-      <w:r>
-        <w:t xml:space="preserve">Instructor Notes</w:t>
-      </w:r>
-    </w:p>
-    <w:p>
-      <w:pPr>
-        <w:pStyle w:val="Compact"/>
-        <w:numPr>
-          <w:ilvl w:val="0"/>
-          <w:numId w:val="1052"/>
-        </w:numPr>
-      </w:pPr>
-      <w:r>
-        <w:t xml:space="preserve">Operating exposure measures the change in firm value resulting from unexpected exchange-rate-induced changes in future operating cash flows.</w:t>
-      </w:r>
-    </w:p>
-    <w:p>
-      <w:pPr>
-        <w:pStyle w:val="Compact"/>
-        <w:numPr>
-          <w:ilvl w:val="0"/>
-          <w:numId w:val="1052"/>
-        </w:numPr>
-      </w:pPr>
-      <w:r>
-        <w:t xml:space="preserve">Operating exposure is far more important for long-run business health than transaction or translation exposure.</w:t>
-      </w:r>
-    </w:p>
-    <w:p>
-      <w:pPr>
-        <w:pStyle w:val="Compact"/>
-        <w:numPr>
-          <w:ilvl w:val="0"/>
-          <w:numId w:val="1052"/>
-        </w:numPr>
-      </w:pPr>
-      <w:r>
-        <w:t xml:space="preserve">Operating cash flows arise from goods, services, royalties, rents, and management fees; financing cash flows arise from debt service, equity injections, and dividends.</w:t>
-      </w:r>
-    </w:p>
-    <w:p>
-      <w:pPr>
-        <w:pStyle w:val="Compact"/>
-        <w:numPr>
-          <w:ilvl w:val="0"/>
-          <w:numId w:val="1052"/>
-        </w:numPr>
-      </w:pPr>
-      <w:r>
-        <w:t xml:space="preserve">Payment for goods and services is an operating cash flow, not a financing cash flow.</w:t>
-      </w:r>
-    </w:p>
-    <w:p>
-      <w:pPr>
-        <w:pStyle w:val="Compact"/>
-        <w:numPr>
-          <w:ilvl w:val="0"/>
-          <w:numId w:val="1052"/>
-        </w:numPr>
-      </w:pPr>
-      <w:r>
-        <w:t xml:space="preserve">In the short run, prices and costs are relatively sticky; in the long run, both prices and volumes are much more flexible.</w:t>
-      </w:r>
-    </w:p>
-    <w:p>
-      <w:pPr>
-        <w:pStyle w:val="Compact"/>
-        <w:numPr>
-          <w:ilvl w:val="0"/>
-          <w:numId w:val="1052"/>
-        </w:numPr>
-      </w:pPr>
-      <w:r>
-        <w:t xml:space="preserve">A depreciation of the home currency generally tends to improve export competitiveness and reduce import competitiveness, other things equal.</w:t>
-      </w:r>
-    </w:p>
-    <w:p>
-      <w:pPr>
-        <w:pStyle w:val="Compact"/>
-        <w:numPr>
-          <w:ilvl w:val="0"/>
-          <w:numId w:val="1052"/>
-        </w:numPr>
-      </w:pPr>
-      <w:r>
-        <w:t xml:space="preserve">Management does not need to predict disequilibrium perfectly; it needs to recognize it and be positioned to respond.</w:t>
-      </w:r>
-    </w:p>
-    <w:p>
-      <w:pPr>
-        <w:pStyle w:val="Compact"/>
-        <w:numPr>
-          <w:ilvl w:val="0"/>
-          <w:numId w:val="1052"/>
-        </w:numPr>
-      </w:pPr>
-      <w:r>
-        <w:t xml:space="preserve">Diversifying operations and diversifying financing are the two major strategic approaches.</w:t>
-      </w:r>
-    </w:p>
-    <w:p>
-      <w:pPr>
-        <w:pStyle w:val="Compact"/>
-        <w:numPr>
-          <w:ilvl w:val="0"/>
-          <w:numId w:val="1052"/>
-        </w:numPr>
-      </w:pPr>
-      <w:r>
-        <w:t xml:space="preserve">Matching, risk-sharing, parallel loans, and cross-currency swaps are among the most common proactive policies.</w:t>
-      </w:r>
-    </w:p>
-    <w:p>
-      <w:pPr>
-        <w:pStyle w:val="Compact"/>
-        <w:numPr>
-          <w:ilvl w:val="0"/>
-          <w:numId w:val="1052"/>
-        </w:numPr>
-      </w:pPr>
-      <w:r>
-        <w:t xml:space="preserve">Currency swaps typically offer an accounting advantage because they are treated more like foreign exchange transactions than conventional on-balance-sheet debt.</w:t>
-      </w:r>
-    </w:p>
-    <w:p>
-      <w:pPr>
-        <w:pStyle w:val="Compact"/>
-        <w:numPr>
-          <w:ilvl w:val="0"/>
-          <w:numId w:val="1052"/>
-        </w:numPr>
-      </w:pPr>
-      <w:r>
-        <w:t xml:space="preserve">Contractual hedges can support exposure management, but the evidence does not suggest that they fully eliminate long-run operating exposure.</w:t>
-      </w:r>
-    </w:p>
-    <w:bookmarkEnd w:id="96"/>
-    <w:bookmarkEnd w:id="97"/>
+    <w:bookmarkEnd w:id="93"/>
+    <w:bookmarkEnd w:id="94"/>
     <w:sectPr>
       <w:footnotePr>
         <w:numRestart w:val="eachSect"/>
@@ -7679,9 +7432,6 @@
     <w:abstractNumId w:val="991"/>
   </w:num>
   <w:num w:numId="1028">
-    <w:abstractNumId w:val="991"/>
-  </w:num>
-  <w:num w:numId="1029">
     <w:abstractNumId w:val="99411"/>
     <w:lvlOverride w:ilvl="0">
       <w:startOverride w:val="1"/>
@@ -7711,6 +7461,9 @@
       <w:startOverride w:val="1"/>
     </w:lvlOverride>
   </w:num>
+  <w:num w:numId="1029">
+    <w:abstractNumId w:val="991"/>
+  </w:num>
   <w:num w:numId="1030">
     <w:abstractNumId w:val="991"/>
   </w:num>
@@ -7718,9 +7471,6 @@
     <w:abstractNumId w:val="991"/>
   </w:num>
   <w:num w:numId="1032">
-    <w:abstractNumId w:val="991"/>
-  </w:num>
-  <w:num w:numId="1033">
     <w:abstractNumId w:val="99411"/>
     <w:lvlOverride w:ilvl="0">
       <w:startOverride w:val="1"/>
@@ -7750,6 +7500,9 @@
       <w:startOverride w:val="1"/>
     </w:lvlOverride>
   </w:num>
+  <w:num w:numId="1033">
+    <w:abstractNumId w:val="991"/>
+  </w:num>
   <w:num w:numId="1034">
     <w:abstractNumId w:val="991"/>
   </w:num>
@@ -7760,9 +7513,6 @@
     <w:abstractNumId w:val="991"/>
   </w:num>
   <w:num w:numId="1037">
-    <w:abstractNumId w:val="991"/>
-  </w:num>
-  <w:num w:numId="1038">
     <w:abstractNumId w:val="99411"/>
     <w:lvlOverride w:ilvl="0">
       <w:startOverride w:val="1"/>
@@ -7792,6 +7542,9 @@
       <w:startOverride w:val="1"/>
     </w:lvlOverride>
   </w:num>
+  <w:num w:numId="1038">
+    <w:abstractNumId w:val="991"/>
+  </w:num>
   <w:num w:numId="1039">
     <w:abstractNumId w:val="991"/>
   </w:num>
@@ -7802,9 +7555,6 @@
     <w:abstractNumId w:val="991"/>
   </w:num>
   <w:num w:numId="1042">
-    <w:abstractNumId w:val="991"/>
-  </w:num>
-  <w:num w:numId="1043">
     <w:abstractNumId w:val="99411"/>
     <w:lvlOverride w:ilvl="0">
       <w:startOverride w:val="1"/>
@@ -7834,6 +7584,9 @@
       <w:startOverride w:val="1"/>
     </w:lvlOverride>
   </w:num>
+  <w:num w:numId="1043">
+    <w:abstractNumId w:val="991"/>
+  </w:num>
   <w:num w:numId="1044">
     <w:abstractNumId w:val="991"/>
   </w:num>
@@ -7844,9 +7597,6 @@
     <w:abstractNumId w:val="991"/>
   </w:num>
   <w:num w:numId="1047">
-    <w:abstractNumId w:val="991"/>
-  </w:num>
-  <w:num w:numId="1048">
     <w:abstractNumId w:val="99411"/>
     <w:lvlOverride w:ilvl="0">
       <w:startOverride w:val="1"/>
@@ -7876,13 +7626,13 @@
       <w:startOverride w:val="1"/>
     </w:lvlOverride>
   </w:num>
+  <w:num w:numId="1048">
+    <w:abstractNumId w:val="991"/>
+  </w:num>
   <w:num w:numId="1049">
     <w:abstractNumId w:val="991"/>
   </w:num>
   <w:num w:numId="1050">
-    <w:abstractNumId w:val="991"/>
-  </w:num>
-  <w:num w:numId="1051">
     <w:abstractNumId w:val="99411"/>
     <w:lvlOverride w:ilvl="0">
       <w:startOverride w:val="1"/>
@@ -7911,9 +7661,6 @@
     <w:lvlOverride w:ilvl="8">
       <w:startOverride w:val="1"/>
     </w:lvlOverride>
-  </w:num>
-  <w:num w:numId="1052">
-    <w:abstractNumId w:val="991"/>
   </w:num>
 </w:numbering>
 </file>

--- a/docs/lectures/Chapter12_Lecture.docx
+++ b/docs/lectures/Chapter12_Lecture.docx
@@ -23,7 +23,7 @@
         <w:pStyle w:val="Date"/>
       </w:pPr>
       <w:r>
-        <w:t xml:space="preserve">2026-04-07</w:t>
+        <w:t xml:space="preserve">2026-04-13</w:t>
       </w:r>
     </w:p>
     <w:sdt>

--- a/docs/lectures/Chapter12_Lecture.docx
+++ b/docs/lectures/Chapter12_Lecture.docx
@@ -23,7 +23,7 @@
         <w:pStyle w:val="Date"/>
       </w:pPr>
       <w:r>
-        <w:t xml:space="preserve">2026-04-13</w:t>
+        <w:t xml:space="preserve">2026-04-14</w:t>
       </w:r>
     </w:p>
     <w:sdt>

--- a/docs/lectures/Chapter12_Lecture.docx
+++ b/docs/lectures/Chapter12_Lecture.docx
@@ -23,7 +23,7 @@
         <w:pStyle w:val="Date"/>
       </w:pPr>
       <w:r>
-        <w:t xml:space="preserve">2026-04-14</w:t>
+        <w:t xml:space="preserve">2026-04-16</w:t>
       </w:r>
     </w:p>
     <w:sdt>

--- a/docs/lectures/Chapter12_Lecture.docx
+++ b/docs/lectures/Chapter12_Lecture.docx
@@ -23,7 +23,7 @@
         <w:pStyle w:val="Date"/>
       </w:pPr>
       <w:r>
-        <w:t xml:space="preserve">2026-04-16</w:t>
+        <w:t xml:space="preserve">2026-04-19</w:t>
       </w:r>
     </w:p>
     <w:sdt>

--- a/docs/lectures/Chapter12_Lecture.docx
+++ b/docs/lectures/Chapter12_Lecture.docx
@@ -23,7 +23,7 @@
         <w:pStyle w:val="Date"/>
       </w:pPr>
       <w:r>
-        <w:t xml:space="preserve">2026-04-19</w:t>
+        <w:t xml:space="preserve">2026-04-20</w:t>
       </w:r>
     </w:p>
     <w:sdt>

--- a/docs/lectures/Chapter12_Lecture.docx
+++ b/docs/lectures/Chapter12_Lecture.docx
@@ -23,7 +23,7 @@
         <w:pStyle w:val="Date"/>
       </w:pPr>
       <w:r>
-        <w:t xml:space="preserve">2026-04-20</w:t>
+        <w:t xml:space="preserve">2026-04-22</w:t>
       </w:r>
     </w:p>
     <w:sdt>

--- a/docs/lectures/Chapter12_Lecture.docx
+++ b/docs/lectures/Chapter12_Lecture.docx
@@ -23,7 +23,7 @@
         <w:pStyle w:val="Date"/>
       </w:pPr>
       <w:r>
-        <w:t xml:space="preserve">2026-04-22</w:t>
+        <w:t xml:space="preserve">2026-04-23</w:t>
       </w:r>
     </w:p>
     <w:sdt>
